--- a/output/tables/main_results.docx
+++ b/output/tables/main_results.docx
@@ -5,18 +5,19 @@
     <w:tbl>
       <w:tblPr>
         <w:tblStyle w:val="Table"/>
-        <w:tblW w:type="pct" w:w="4766"/>
+        <w:tblW w:type="pct" w:w="4758"/>
         <w:tblLayout w:type="fixed"/>
         <w:tblLook w:firstRow="1" w:lastRow="0" w:firstColumn="0" w:lastColumn="0" w:noHBand="0" w:noVBand="0" w:val="0020"/>
       </w:tblPr>
       <w:tblGrid>
-        <w:gridCol w:w="1776"/>
-        <w:gridCol w:w="1332"/>
-        <w:gridCol w:w="888"/>
-        <w:gridCol w:w="888"/>
-        <w:gridCol w:w="888"/>
-        <w:gridCol w:w="888"/>
-        <w:gridCol w:w="888"/>
+        <w:gridCol w:w="1916"/>
+        <w:gridCol w:w="894"/>
+        <w:gridCol w:w="894"/>
+        <w:gridCol w:w="766"/>
+        <w:gridCol w:w="766"/>
+        <w:gridCol w:w="766"/>
+        <w:gridCol w:w="766"/>
+        <w:gridCol w:w="766"/>
       </w:tblGrid>
       <w:tr>
         <w:trPr>
@@ -37,7 +38,18 @@
               <w:pStyle w:val="Compact"/>
             </w:pPr>
             <w:r>
-              <w:t xml:space="preserve">H1: Full sample</w:t>
+              <w:t xml:space="preserve">Main effect</w:t>
+            </w:r>
+          </w:p>
+        </w:tc>
+        <w:tc>
+          <w:tcPr/>
+          <w:p>
+            <w:pPr>
+              <w:pStyle w:val="Compact"/>
+            </w:pPr>
+            <w:r>
+              <w:t xml:space="preserve">Interaction</w:t>
             </w:r>
           </w:p>
         </w:tc>
@@ -116,62 +128,73 @@
               <w:pStyle w:val="Compact"/>
             </w:pPr>
             <w:r>
-              <w:t xml:space="preserve">14.517</w:t>
-            </w:r>
-          </w:p>
-        </w:tc>
-        <w:tc>
-          <w:tcPr/>
-          <w:p>
-            <w:pPr>
-              <w:pStyle w:val="Compact"/>
-            </w:pPr>
-            <w:r>
-              <w:t xml:space="preserve">13.654</w:t>
-            </w:r>
-          </w:p>
-        </w:tc>
-        <w:tc>
-          <w:tcPr/>
-          <w:p>
-            <w:pPr>
-              <w:pStyle w:val="Compact"/>
-            </w:pPr>
-            <w:r>
-              <w:t xml:space="preserve">13.846</w:t>
-            </w:r>
-          </w:p>
-        </w:tc>
-        <w:tc>
-          <w:tcPr/>
-          <w:p>
-            <w:pPr>
-              <w:pStyle w:val="Compact"/>
-            </w:pPr>
-            <w:r>
-              <w:t xml:space="preserve">13.972</w:t>
-            </w:r>
-          </w:p>
-        </w:tc>
-        <w:tc>
-          <w:tcPr/>
-          <w:p>
-            <w:pPr>
-              <w:pStyle w:val="Compact"/>
-            </w:pPr>
-            <w:r>
-              <w:t xml:space="preserve">14.205</w:t>
-            </w:r>
-          </w:p>
-        </w:tc>
-        <w:tc>
-          <w:tcPr/>
-          <w:p>
-            <w:pPr>
-              <w:pStyle w:val="Compact"/>
-            </w:pPr>
-            <w:r>
-              <w:t xml:space="preserve">14.774</w:t>
+              <w:t xml:space="preserve">13.728</w:t>
+            </w:r>
+          </w:p>
+        </w:tc>
+        <w:tc>
+          <w:tcPr/>
+          <w:p>
+            <w:pPr>
+              <w:pStyle w:val="Compact"/>
+            </w:pPr>
+            <w:r>
+              <w:t xml:space="preserve">13.733</w:t>
+            </w:r>
+          </w:p>
+        </w:tc>
+        <w:tc>
+          <w:tcPr/>
+          <w:p>
+            <w:pPr>
+              <w:pStyle w:val="Compact"/>
+            </w:pPr>
+            <w:r>
+              <w:t xml:space="preserve">13.651</w:t>
+            </w:r>
+          </w:p>
+        </w:tc>
+        <w:tc>
+          <w:tcPr/>
+          <w:p>
+            <w:pPr>
+              <w:pStyle w:val="Compact"/>
+            </w:pPr>
+            <w:r>
+              <w:t xml:space="preserve">13.845</w:t>
+            </w:r>
+          </w:p>
+        </w:tc>
+        <w:tc>
+          <w:tcPr/>
+          <w:p>
+            <w:pPr>
+              <w:pStyle w:val="Compact"/>
+            </w:pPr>
+            <w:r>
+              <w:t xml:space="preserve">13.971</w:t>
+            </w:r>
+          </w:p>
+        </w:tc>
+        <w:tc>
+          <w:tcPr/>
+          <w:p>
+            <w:pPr>
+              <w:pStyle w:val="Compact"/>
+            </w:pPr>
+            <w:r>
+              <w:t xml:space="preserve">14.208</w:t>
+            </w:r>
+          </w:p>
+        </w:tc>
+        <w:tc>
+          <w:tcPr/>
+          <w:p>
+            <w:pPr>
+              <w:pStyle w:val="Compact"/>
+            </w:pPr>
+            <w:r>
+              <w:t xml:space="preserve">14.776</w:t>
             </w:r>
           </w:p>
         </w:tc>
@@ -192,7 +215,18 @@
               <w:pStyle w:val="Compact"/>
             </w:pPr>
             <w:r>
-              <w:t xml:space="preserve">(0.015)</w:t>
+              <w:t xml:space="preserve">(0.019)</w:t>
+            </w:r>
+          </w:p>
+        </w:tc>
+        <w:tc>
+          <w:tcPr/>
+          <w:p>
+            <w:pPr>
+              <w:pStyle w:val="Compact"/>
+            </w:pPr>
+            <w:r>
+              <w:t xml:space="preserve">(0.024)</w:t>
             </w:r>
           </w:p>
         </w:tc>
@@ -271,18 +305,18 @@
               <w:pStyle w:val="Compact"/>
             </w:pPr>
             <w:r>
-              <w:t xml:space="preserve">-0.006</w:t>
-            </w:r>
-          </w:p>
-        </w:tc>
-        <w:tc>
-          <w:tcPr/>
-          <w:p>
-            <w:pPr>
-              <w:pStyle w:val="Compact"/>
-            </w:pPr>
-            <w:r>
-              <w:t xml:space="preserve">-0.006</w:t>
+              <w:t xml:space="preserve">-0.003</w:t>
+            </w:r>
+          </w:p>
+        </w:tc>
+        <w:tc>
+          <w:tcPr/>
+          <w:p>
+            <w:pPr>
+              <w:pStyle w:val="Compact"/>
+            </w:pPr>
+            <w:r>
+              <w:t xml:space="preserve">-0.004</w:t>
             </w:r>
           </w:p>
         </w:tc>
@@ -304,6 +338,17 @@
               <w:pStyle w:val="Compact"/>
             </w:pPr>
             <w:r>
+              <w:t xml:space="preserve">-0.005</w:t>
+            </w:r>
+          </w:p>
+        </w:tc>
+        <w:tc>
+          <w:tcPr/>
+          <w:p>
+            <w:pPr>
+              <w:pStyle w:val="Compact"/>
+            </w:pPr>
+            <w:r>
               <w:t xml:space="preserve">-0.001</w:t>
             </w:r>
           </w:p>
@@ -315,7 +360,7 @@
               <w:pStyle w:val="Compact"/>
             </w:pPr>
             <w:r>
-              <w:t xml:space="preserve">-0.001</w:t>
+              <w:t xml:space="preserve">-0.002</w:t>
             </w:r>
           </w:p>
         </w:tc>
@@ -402,7 +447,18 @@
               <w:pStyle w:val="Compact"/>
             </w:pPr>
             <w:r>
-              <w:t xml:space="preserve">(0.003)</w:t>
+              <w:t xml:space="preserve">(0.002)</w:t>
+            </w:r>
+          </w:p>
+        </w:tc>
+        <w:tc>
+          <w:tcPr/>
+          <w:p>
+            <w:pPr>
+              <w:pStyle w:val="Compact"/>
+            </w:pPr>
+            <w:r>
+              <w:t xml:space="preserve">(0.002)</w:t>
             </w:r>
           </w:p>
         </w:tc>
@@ -415,74 +471,70 @@
               <w:pStyle w:val="Compact"/>
             </w:pPr>
             <w:r>
-              <w:t xml:space="preserve">shock</w:t>
-            </w:r>
-          </w:p>
-        </w:tc>
-        <w:tc>
-          <w:tcPr/>
-          <w:p>
-            <w:pPr>
-              <w:pStyle w:val="Compact"/>
-            </w:pPr>
-            <w:r>
-              <w:t xml:space="preserve">0.121</w:t>
-            </w:r>
-          </w:p>
-        </w:tc>
-        <w:tc>
-          <w:tcPr/>
-          <w:p>
-            <w:pPr>
-              <w:pStyle w:val="Compact"/>
-            </w:pPr>
-            <w:r>
-              <w:t xml:space="preserve">0.103</w:t>
-            </w:r>
-          </w:p>
-        </w:tc>
-        <w:tc>
-          <w:tcPr/>
-          <w:p>
-            <w:pPr>
-              <w:pStyle w:val="Compact"/>
-            </w:pPr>
-            <w:r>
-              <w:t xml:space="preserve">0.126</w:t>
-            </w:r>
-          </w:p>
-        </w:tc>
-        <w:tc>
-          <w:tcPr/>
-          <w:p>
-            <w:pPr>
-              <w:pStyle w:val="Compact"/>
-            </w:pPr>
-            <w:r>
-              <w:t xml:space="preserve">0.070</w:t>
-            </w:r>
-          </w:p>
-        </w:tc>
-        <w:tc>
-          <w:tcPr/>
-          <w:p>
-            <w:pPr>
-              <w:pStyle w:val="Compact"/>
-            </w:pPr>
-            <w:r>
-              <w:t xml:space="preserve">0.204</w:t>
-            </w:r>
-          </w:p>
-        </w:tc>
-        <w:tc>
-          <w:tcPr/>
-          <w:p>
-            <w:pPr>
-              <w:pStyle w:val="Compact"/>
-            </w:pPr>
-            <w:r>
-              <w:t xml:space="preserve">0.166</w:t>
-            </w:r>
+              <w:t xml:space="preserve">quintile_f2</w:t>
+            </w:r>
+          </w:p>
+        </w:tc>
+        <w:tc>
+          <w:tcPr/>
+          <w:p>
+            <w:pPr>
+              <w:pStyle w:val="Compact"/>
+            </w:pPr>
+            <w:r>
+              <w:t xml:space="preserve">0.257</w:t>
+            </w:r>
+          </w:p>
+        </w:tc>
+        <w:tc>
+          <w:tcPr/>
+          <w:p>
+            <w:pPr>
+              <w:pStyle w:val="Compact"/>
+            </w:pPr>
+            <w:r>
+              <w:t xml:space="preserve">0.256</w:t>
+            </w:r>
+          </w:p>
+        </w:tc>
+        <w:tc>
+          <w:tcPr/>
+          <w:p>
+            <w:pPr>
+              <w:pStyle w:val="Compact"/>
+            </w:pPr>
+          </w:p>
+        </w:tc>
+        <w:tc>
+          <w:tcPr/>
+          <w:p>
+            <w:pPr>
+              <w:pStyle w:val="Compact"/>
+            </w:pPr>
+          </w:p>
+        </w:tc>
+        <w:tc>
+          <w:tcPr/>
+          <w:p>
+            <w:pPr>
+              <w:pStyle w:val="Compact"/>
+            </w:pPr>
+          </w:p>
+        </w:tc>
+        <w:tc>
+          <w:tcPr/>
+          <w:p>
+            <w:pPr>
+              <w:pStyle w:val="Compact"/>
+            </w:pPr>
+          </w:p>
+        </w:tc>
+        <w:tc>
+          <w:tcPr/>
+          <w:p>
+            <w:pPr>
+              <w:pStyle w:val="Compact"/>
+            </w:pPr>
           </w:p>
         </w:tc>
       </w:tr>
@@ -502,63 +554,59 @@
               <w:pStyle w:val="Compact"/>
             </w:pPr>
             <w:r>
-              <w:t xml:space="preserve">(0.028)</w:t>
-            </w:r>
-          </w:p>
-        </w:tc>
-        <w:tc>
-          <w:tcPr/>
-          <w:p>
-            <w:pPr>
-              <w:pStyle w:val="Compact"/>
-            </w:pPr>
-            <w:r>
-              <w:t xml:space="preserve">(0.051)</w:t>
-            </w:r>
-          </w:p>
-        </w:tc>
-        <w:tc>
-          <w:tcPr/>
-          <w:p>
-            <w:pPr>
-              <w:pStyle w:val="Compact"/>
-            </w:pPr>
-            <w:r>
-              <w:t xml:space="preserve">(0.047)</w:t>
-            </w:r>
-          </w:p>
-        </w:tc>
-        <w:tc>
-          <w:tcPr/>
-          <w:p>
-            <w:pPr>
-              <w:pStyle w:val="Compact"/>
-            </w:pPr>
-            <w:r>
-              <w:t xml:space="preserve">(0.048)</w:t>
-            </w:r>
-          </w:p>
-        </w:tc>
-        <w:tc>
-          <w:tcPr/>
-          <w:p>
-            <w:pPr>
-              <w:pStyle w:val="Compact"/>
-            </w:pPr>
-            <w:r>
-              <w:t xml:space="preserve">(0.053)</w:t>
-            </w:r>
-          </w:p>
-        </w:tc>
-        <w:tc>
-          <w:tcPr/>
-          <w:p>
-            <w:pPr>
-              <w:pStyle w:val="Compact"/>
-            </w:pPr>
-            <w:r>
-              <w:t xml:space="preserve">(0.089)</w:t>
-            </w:r>
+              <w:t xml:space="preserve">(0.015)</w:t>
+            </w:r>
+          </w:p>
+        </w:tc>
+        <w:tc>
+          <w:tcPr/>
+          <w:p>
+            <w:pPr>
+              <w:pStyle w:val="Compact"/>
+            </w:pPr>
+            <w:r>
+              <w:t xml:space="preserve">(0.026)</w:t>
+            </w:r>
+          </w:p>
+        </w:tc>
+        <w:tc>
+          <w:tcPr/>
+          <w:p>
+            <w:pPr>
+              <w:pStyle w:val="Compact"/>
+            </w:pPr>
+          </w:p>
+        </w:tc>
+        <w:tc>
+          <w:tcPr/>
+          <w:p>
+            <w:pPr>
+              <w:pStyle w:val="Compact"/>
+            </w:pPr>
+          </w:p>
+        </w:tc>
+        <w:tc>
+          <w:tcPr/>
+          <w:p>
+            <w:pPr>
+              <w:pStyle w:val="Compact"/>
+            </w:pPr>
+          </w:p>
+        </w:tc>
+        <w:tc>
+          <w:tcPr/>
+          <w:p>
+            <w:pPr>
+              <w:pStyle w:val="Compact"/>
+            </w:pPr>
+          </w:p>
+        </w:tc>
+        <w:tc>
+          <w:tcPr/>
+          <w:p>
+            <w:pPr>
+              <w:pStyle w:val="Compact"/>
+            </w:pPr>
           </w:p>
         </w:tc>
       </w:tr>
@@ -570,74 +618,70 @@
               <w:pStyle w:val="Compact"/>
             </w:pPr>
             <w:r>
-              <w:t xml:space="preserve">ur_f2</w:t>
-            </w:r>
-          </w:p>
-        </w:tc>
-        <w:tc>
-          <w:tcPr/>
-          <w:p>
-            <w:pPr>
-              <w:pStyle w:val="Compact"/>
-            </w:pPr>
-            <w:r>
-              <w:t xml:space="preserve">-0.309</w:t>
-            </w:r>
-          </w:p>
-        </w:tc>
-        <w:tc>
-          <w:tcPr/>
-          <w:p>
-            <w:pPr>
-              <w:pStyle w:val="Compact"/>
-            </w:pPr>
-            <w:r>
-              <w:t xml:space="preserve">-0.056</w:t>
-            </w:r>
-          </w:p>
-        </w:tc>
-        <w:tc>
-          <w:tcPr/>
-          <w:p>
-            <w:pPr>
-              <w:pStyle w:val="Compact"/>
-            </w:pPr>
-            <w:r>
-              <w:t xml:space="preserve">-0.061</w:t>
-            </w:r>
-          </w:p>
-        </w:tc>
-        <w:tc>
-          <w:tcPr/>
-          <w:p>
-            <w:pPr>
-              <w:pStyle w:val="Compact"/>
-            </w:pPr>
-            <w:r>
-              <w:t xml:space="preserve">-0.052</w:t>
-            </w:r>
-          </w:p>
-        </w:tc>
-        <w:tc>
-          <w:tcPr/>
-          <w:p>
-            <w:pPr>
-              <w:pStyle w:val="Compact"/>
-            </w:pPr>
-            <w:r>
-              <w:t xml:space="preserve">-0.125</w:t>
-            </w:r>
-          </w:p>
-        </w:tc>
-        <w:tc>
-          <w:tcPr/>
-          <w:p>
-            <w:pPr>
-              <w:pStyle w:val="Compact"/>
-            </w:pPr>
-            <w:r>
-              <w:t xml:space="preserve">-0.281</w:t>
-            </w:r>
+              <w:t xml:space="preserve">quintile_f3</w:t>
+            </w:r>
+          </w:p>
+        </w:tc>
+        <w:tc>
+          <w:tcPr/>
+          <w:p>
+            <w:pPr>
+              <w:pStyle w:val="Compact"/>
+            </w:pPr>
+            <w:r>
+              <w:t xml:space="preserve">0.397</w:t>
+            </w:r>
+          </w:p>
+        </w:tc>
+        <w:tc>
+          <w:tcPr/>
+          <w:p>
+            <w:pPr>
+              <w:pStyle w:val="Compact"/>
+            </w:pPr>
+            <w:r>
+              <w:t xml:space="preserve">0.364</w:t>
+            </w:r>
+          </w:p>
+        </w:tc>
+        <w:tc>
+          <w:tcPr/>
+          <w:p>
+            <w:pPr>
+              <w:pStyle w:val="Compact"/>
+            </w:pPr>
+          </w:p>
+        </w:tc>
+        <w:tc>
+          <w:tcPr/>
+          <w:p>
+            <w:pPr>
+              <w:pStyle w:val="Compact"/>
+            </w:pPr>
+          </w:p>
+        </w:tc>
+        <w:tc>
+          <w:tcPr/>
+          <w:p>
+            <w:pPr>
+              <w:pStyle w:val="Compact"/>
+            </w:pPr>
+          </w:p>
+        </w:tc>
+        <w:tc>
+          <w:tcPr/>
+          <w:p>
+            <w:pPr>
+              <w:pStyle w:val="Compact"/>
+            </w:pPr>
+          </w:p>
+        </w:tc>
+        <w:tc>
+          <w:tcPr/>
+          <w:p>
+            <w:pPr>
+              <w:pStyle w:val="Compact"/>
+            </w:pPr>
           </w:p>
         </w:tc>
       </w:tr>
@@ -657,63 +701,59 @@
               <w:pStyle w:val="Compact"/>
             </w:pPr>
             <w:r>
-              <w:t xml:space="preserve">(0.014)</w:t>
-            </w:r>
-          </w:p>
-        </w:tc>
-        <w:tc>
-          <w:tcPr/>
-          <w:p>
-            <w:pPr>
-              <w:pStyle w:val="Compact"/>
-            </w:pPr>
-            <w:r>
-              <w:t xml:space="preserve">(0.029)</w:t>
-            </w:r>
-          </w:p>
-        </w:tc>
-        <w:tc>
-          <w:tcPr/>
-          <w:p>
-            <w:pPr>
-              <w:pStyle w:val="Compact"/>
-            </w:pPr>
-            <w:r>
-              <w:t xml:space="preserve">(0.028)</w:t>
-            </w:r>
-          </w:p>
-        </w:tc>
-        <w:tc>
-          <w:tcPr/>
-          <w:p>
-            <w:pPr>
-              <w:pStyle w:val="Compact"/>
-            </w:pPr>
-            <w:r>
-              <w:t xml:space="preserve">(0.028)</w:t>
-            </w:r>
-          </w:p>
-        </w:tc>
-        <w:tc>
-          <w:tcPr/>
-          <w:p>
-            <w:pPr>
-              <w:pStyle w:val="Compact"/>
-            </w:pPr>
-            <w:r>
-              <w:t xml:space="preserve">(0.026)</w:t>
-            </w:r>
-          </w:p>
-        </w:tc>
-        <w:tc>
-          <w:tcPr/>
-          <w:p>
-            <w:pPr>
-              <w:pStyle w:val="Compact"/>
-            </w:pPr>
-            <w:r>
-              <w:t xml:space="preserve">(0.026)</w:t>
-            </w:r>
+              <w:t xml:space="preserve">(0.015)</w:t>
+            </w:r>
+          </w:p>
+        </w:tc>
+        <w:tc>
+          <w:tcPr/>
+          <w:p>
+            <w:pPr>
+              <w:pStyle w:val="Compact"/>
+            </w:pPr>
+            <w:r>
+              <w:t xml:space="preserve">(0.025)</w:t>
+            </w:r>
+          </w:p>
+        </w:tc>
+        <w:tc>
+          <w:tcPr/>
+          <w:p>
+            <w:pPr>
+              <w:pStyle w:val="Compact"/>
+            </w:pPr>
+          </w:p>
+        </w:tc>
+        <w:tc>
+          <w:tcPr/>
+          <w:p>
+            <w:pPr>
+              <w:pStyle w:val="Compact"/>
+            </w:pPr>
+          </w:p>
+        </w:tc>
+        <w:tc>
+          <w:tcPr/>
+          <w:p>
+            <w:pPr>
+              <w:pStyle w:val="Compact"/>
+            </w:pPr>
+          </w:p>
+        </w:tc>
+        <w:tc>
+          <w:tcPr/>
+          <w:p>
+            <w:pPr>
+              <w:pStyle w:val="Compact"/>
+            </w:pPr>
+          </w:p>
+        </w:tc>
+        <w:tc>
+          <w:tcPr/>
+          <w:p>
+            <w:pPr>
+              <w:pStyle w:val="Compact"/>
+            </w:pPr>
           </w:p>
         </w:tc>
       </w:tr>
@@ -725,74 +765,70 @@
               <w:pStyle w:val="Compact"/>
             </w:pPr>
             <w:r>
-              <w:t xml:space="preserve">province_f2</w:t>
-            </w:r>
-          </w:p>
-        </w:tc>
-        <w:tc>
-          <w:tcPr/>
-          <w:p>
-            <w:pPr>
-              <w:pStyle w:val="Compact"/>
-            </w:pPr>
-            <w:r>
-              <w:t xml:space="preserve">-0.436</w:t>
-            </w:r>
-          </w:p>
-        </w:tc>
-        <w:tc>
-          <w:tcPr/>
-          <w:p>
-            <w:pPr>
-              <w:pStyle w:val="Compact"/>
-            </w:pPr>
-            <w:r>
-              <w:t xml:space="preserve">-0.184</w:t>
-            </w:r>
-          </w:p>
-        </w:tc>
-        <w:tc>
-          <w:tcPr/>
-          <w:p>
-            <w:pPr>
-              <w:pStyle w:val="Compact"/>
-            </w:pPr>
-            <w:r>
-              <w:t xml:space="preserve">-0.150</w:t>
-            </w:r>
-          </w:p>
-        </w:tc>
-        <w:tc>
-          <w:tcPr/>
-          <w:p>
-            <w:pPr>
-              <w:pStyle w:val="Compact"/>
-            </w:pPr>
-            <w:r>
-              <w:t xml:space="preserve">-0.172</w:t>
-            </w:r>
-          </w:p>
-        </w:tc>
-        <w:tc>
-          <w:tcPr/>
-          <w:p>
-            <w:pPr>
-              <w:pStyle w:val="Compact"/>
-            </w:pPr>
-            <w:r>
-              <w:t xml:space="preserve">-0.154</w:t>
-            </w:r>
-          </w:p>
-        </w:tc>
-        <w:tc>
-          <w:tcPr/>
-          <w:p>
-            <w:pPr>
-              <w:pStyle w:val="Compact"/>
-            </w:pPr>
-            <w:r>
-              <w:t xml:space="preserve">-0.259</w:t>
-            </w:r>
+              <w:t xml:space="preserve">quintile_f4</w:t>
+            </w:r>
+          </w:p>
+        </w:tc>
+        <w:tc>
+          <w:tcPr/>
+          <w:p>
+            <w:pPr>
+              <w:pStyle w:val="Compact"/>
+            </w:pPr>
+            <w:r>
+              <w:t xml:space="preserve">0.581</w:t>
+            </w:r>
+          </w:p>
+        </w:tc>
+        <w:tc>
+          <w:tcPr/>
+          <w:p>
+            <w:pPr>
+              <w:pStyle w:val="Compact"/>
+            </w:pPr>
+            <w:r>
+              <w:t xml:space="preserve">0.558</w:t>
+            </w:r>
+          </w:p>
+        </w:tc>
+        <w:tc>
+          <w:tcPr/>
+          <w:p>
+            <w:pPr>
+              <w:pStyle w:val="Compact"/>
+            </w:pPr>
+          </w:p>
+        </w:tc>
+        <w:tc>
+          <w:tcPr/>
+          <w:p>
+            <w:pPr>
+              <w:pStyle w:val="Compact"/>
+            </w:pPr>
+          </w:p>
+        </w:tc>
+        <w:tc>
+          <w:tcPr/>
+          <w:p>
+            <w:pPr>
+              <w:pStyle w:val="Compact"/>
+            </w:pPr>
+          </w:p>
+        </w:tc>
+        <w:tc>
+          <w:tcPr/>
+          <w:p>
+            <w:pPr>
+              <w:pStyle w:val="Compact"/>
+            </w:pPr>
+          </w:p>
+        </w:tc>
+        <w:tc>
+          <w:tcPr/>
+          <w:p>
+            <w:pPr>
+              <w:pStyle w:val="Compact"/>
+            </w:pPr>
           </w:p>
         </w:tc>
       </w:tr>
@@ -812,63 +848,59 @@
               <w:pStyle w:val="Compact"/>
             </w:pPr>
             <w:r>
-              <w:t xml:space="preserve">(0.021)</w:t>
-            </w:r>
-          </w:p>
-        </w:tc>
-        <w:tc>
-          <w:tcPr/>
-          <w:p>
-            <w:pPr>
-              <w:pStyle w:val="Compact"/>
-            </w:pPr>
-            <w:r>
-              <w:t xml:space="preserve">(0.061)</w:t>
-            </w:r>
-          </w:p>
-        </w:tc>
-        <w:tc>
-          <w:tcPr/>
-          <w:p>
-            <w:pPr>
-              <w:pStyle w:val="Compact"/>
-            </w:pPr>
-            <w:r>
-              <w:t xml:space="preserve">(0.052)</w:t>
-            </w:r>
-          </w:p>
-        </w:tc>
-        <w:tc>
-          <w:tcPr/>
-          <w:p>
-            <w:pPr>
-              <w:pStyle w:val="Compact"/>
-            </w:pPr>
-            <w:r>
-              <w:t xml:space="preserve">(0.045)</w:t>
-            </w:r>
-          </w:p>
-        </w:tc>
-        <w:tc>
-          <w:tcPr/>
-          <w:p>
-            <w:pPr>
-              <w:pStyle w:val="Compact"/>
-            </w:pPr>
-            <w:r>
-              <w:t xml:space="preserve">(0.040)</w:t>
-            </w:r>
-          </w:p>
-        </w:tc>
-        <w:tc>
-          <w:tcPr/>
-          <w:p>
-            <w:pPr>
-              <w:pStyle w:val="Compact"/>
-            </w:pPr>
-            <w:r>
-              <w:t xml:space="preserve">(0.037)</w:t>
-            </w:r>
+              <w:t xml:space="preserve">(0.015)</w:t>
+            </w:r>
+          </w:p>
+        </w:tc>
+        <w:tc>
+          <w:tcPr/>
+          <w:p>
+            <w:pPr>
+              <w:pStyle w:val="Compact"/>
+            </w:pPr>
+            <w:r>
+              <w:t xml:space="preserve">(0.025)</w:t>
+            </w:r>
+          </w:p>
+        </w:tc>
+        <w:tc>
+          <w:tcPr/>
+          <w:p>
+            <w:pPr>
+              <w:pStyle w:val="Compact"/>
+            </w:pPr>
+          </w:p>
+        </w:tc>
+        <w:tc>
+          <w:tcPr/>
+          <w:p>
+            <w:pPr>
+              <w:pStyle w:val="Compact"/>
+            </w:pPr>
+          </w:p>
+        </w:tc>
+        <w:tc>
+          <w:tcPr/>
+          <w:p>
+            <w:pPr>
+              <w:pStyle w:val="Compact"/>
+            </w:pPr>
+          </w:p>
+        </w:tc>
+        <w:tc>
+          <w:tcPr/>
+          <w:p>
+            <w:pPr>
+              <w:pStyle w:val="Compact"/>
+            </w:pPr>
+          </w:p>
+        </w:tc>
+        <w:tc>
+          <w:tcPr/>
+          <w:p>
+            <w:pPr>
+              <w:pStyle w:val="Compact"/>
+            </w:pPr>
           </w:p>
         </w:tc>
       </w:tr>
@@ -880,74 +912,70 @@
               <w:pStyle w:val="Compact"/>
             </w:pPr>
             <w:r>
-              <w:t xml:space="preserve">province_f3</w:t>
-            </w:r>
-          </w:p>
-        </w:tc>
-        <w:tc>
-          <w:tcPr/>
-          <w:p>
-            <w:pPr>
-              <w:pStyle w:val="Compact"/>
-            </w:pPr>
-            <w:r>
-              <w:t xml:space="preserve">-0.395</w:t>
-            </w:r>
-          </w:p>
-        </w:tc>
-        <w:tc>
-          <w:tcPr/>
-          <w:p>
-            <w:pPr>
-              <w:pStyle w:val="Compact"/>
-            </w:pPr>
-            <w:r>
-              <w:t xml:space="preserve">-0.124</w:t>
-            </w:r>
-          </w:p>
-        </w:tc>
-        <w:tc>
-          <w:tcPr/>
-          <w:p>
-            <w:pPr>
-              <w:pStyle w:val="Compact"/>
-            </w:pPr>
-            <w:r>
-              <w:t xml:space="preserve">-0.036</w:t>
-            </w:r>
-          </w:p>
-        </w:tc>
-        <w:tc>
-          <w:tcPr/>
-          <w:p>
-            <w:pPr>
-              <w:pStyle w:val="Compact"/>
-            </w:pPr>
-            <w:r>
-              <w:t xml:space="preserve">-0.074</w:t>
-            </w:r>
-          </w:p>
-        </w:tc>
-        <w:tc>
-          <w:tcPr/>
-          <w:p>
-            <w:pPr>
-              <w:pStyle w:val="Compact"/>
-            </w:pPr>
-            <w:r>
-              <w:t xml:space="preserve">-0.075</w:t>
-            </w:r>
-          </w:p>
-        </w:tc>
-        <w:tc>
-          <w:tcPr/>
-          <w:p>
-            <w:pPr>
-              <w:pStyle w:val="Compact"/>
-            </w:pPr>
-            <w:r>
-              <w:t xml:space="preserve">-0.253</w:t>
-            </w:r>
+              <w:t xml:space="preserve">quintile_f5</w:t>
+            </w:r>
+          </w:p>
+        </w:tc>
+        <w:tc>
+          <w:tcPr/>
+          <w:p>
+            <w:pPr>
+              <w:pStyle w:val="Compact"/>
+            </w:pPr>
+            <w:r>
+              <w:t xml:space="preserve">0.983</w:t>
+            </w:r>
+          </w:p>
+        </w:tc>
+        <w:tc>
+          <w:tcPr/>
+          <w:p>
+            <w:pPr>
+              <w:pStyle w:val="Compact"/>
+            </w:pPr>
+            <w:r>
+              <w:t xml:space="preserve">0.998</w:t>
+            </w:r>
+          </w:p>
+        </w:tc>
+        <w:tc>
+          <w:tcPr/>
+          <w:p>
+            <w:pPr>
+              <w:pStyle w:val="Compact"/>
+            </w:pPr>
+          </w:p>
+        </w:tc>
+        <w:tc>
+          <w:tcPr/>
+          <w:p>
+            <w:pPr>
+              <w:pStyle w:val="Compact"/>
+            </w:pPr>
+          </w:p>
+        </w:tc>
+        <w:tc>
+          <w:tcPr/>
+          <w:p>
+            <w:pPr>
+              <w:pStyle w:val="Compact"/>
+            </w:pPr>
+          </w:p>
+        </w:tc>
+        <w:tc>
+          <w:tcPr/>
+          <w:p>
+            <w:pPr>
+              <w:pStyle w:val="Compact"/>
+            </w:pPr>
+          </w:p>
+        </w:tc>
+        <w:tc>
+          <w:tcPr/>
+          <w:p>
+            <w:pPr>
+              <w:pStyle w:val="Compact"/>
+            </w:pPr>
           </w:p>
         </w:tc>
       </w:tr>
@@ -967,63 +995,59 @@
               <w:pStyle w:val="Compact"/>
             </w:pPr>
             <w:r>
-              <w:t xml:space="preserve">(0.020)</w:t>
-            </w:r>
-          </w:p>
-        </w:tc>
-        <w:tc>
-          <w:tcPr/>
-          <w:p>
-            <w:pPr>
-              <w:pStyle w:val="Compact"/>
-            </w:pPr>
-            <w:r>
-              <w:t xml:space="preserve">(0.060)</w:t>
-            </w:r>
-          </w:p>
-        </w:tc>
-        <w:tc>
-          <w:tcPr/>
-          <w:p>
-            <w:pPr>
-              <w:pStyle w:val="Compact"/>
-            </w:pPr>
-            <w:r>
-              <w:t xml:space="preserve">(0.052)</w:t>
-            </w:r>
-          </w:p>
-        </w:tc>
-        <w:tc>
-          <w:tcPr/>
-          <w:p>
-            <w:pPr>
-              <w:pStyle w:val="Compact"/>
-            </w:pPr>
-            <w:r>
-              <w:t xml:space="preserve">(0.044)</w:t>
-            </w:r>
-          </w:p>
-        </w:tc>
-        <w:tc>
-          <w:tcPr/>
-          <w:p>
-            <w:pPr>
-              <w:pStyle w:val="Compact"/>
-            </w:pPr>
-            <w:r>
-              <w:t xml:space="preserve">(0.039)</w:t>
-            </w:r>
-          </w:p>
-        </w:tc>
-        <w:tc>
-          <w:tcPr/>
-          <w:p>
-            <w:pPr>
-              <w:pStyle w:val="Compact"/>
-            </w:pPr>
-            <w:r>
-              <w:t xml:space="preserve">(0.038)</w:t>
-            </w:r>
+              <w:t xml:space="preserve">(0.015)</w:t>
+            </w:r>
+          </w:p>
+        </w:tc>
+        <w:tc>
+          <w:tcPr/>
+          <w:p>
+            <w:pPr>
+              <w:pStyle w:val="Compact"/>
+            </w:pPr>
+            <w:r>
+              <w:t xml:space="preserve">(0.026)</w:t>
+            </w:r>
+          </w:p>
+        </w:tc>
+        <w:tc>
+          <w:tcPr/>
+          <w:p>
+            <w:pPr>
+              <w:pStyle w:val="Compact"/>
+            </w:pPr>
+          </w:p>
+        </w:tc>
+        <w:tc>
+          <w:tcPr/>
+          <w:p>
+            <w:pPr>
+              <w:pStyle w:val="Compact"/>
+            </w:pPr>
+          </w:p>
+        </w:tc>
+        <w:tc>
+          <w:tcPr/>
+          <w:p>
+            <w:pPr>
+              <w:pStyle w:val="Compact"/>
+            </w:pPr>
+          </w:p>
+        </w:tc>
+        <w:tc>
+          <w:tcPr/>
+          <w:p>
+            <w:pPr>
+              <w:pStyle w:val="Compact"/>
+            </w:pPr>
+          </w:p>
+        </w:tc>
+        <w:tc>
+          <w:tcPr/>
+          <w:p>
+            <w:pPr>
+              <w:pStyle w:val="Compact"/>
+            </w:pPr>
           </w:p>
         </w:tc>
       </w:tr>
@@ -1035,73 +1059,84 @@
               <w:pStyle w:val="Compact"/>
             </w:pPr>
             <w:r>
-              <w:t xml:space="preserve">province_f4</w:t>
-            </w:r>
-          </w:p>
-        </w:tc>
-        <w:tc>
-          <w:tcPr/>
-          <w:p>
-            <w:pPr>
-              <w:pStyle w:val="Compact"/>
-            </w:pPr>
-            <w:r>
-              <w:t xml:space="preserve">-0.286</w:t>
-            </w:r>
-          </w:p>
-        </w:tc>
-        <w:tc>
-          <w:tcPr/>
-          <w:p>
-            <w:pPr>
-              <w:pStyle w:val="Compact"/>
-            </w:pPr>
-            <w:r>
-              <w:t xml:space="preserve">-0.142</w:t>
-            </w:r>
-          </w:p>
-        </w:tc>
-        <w:tc>
-          <w:tcPr/>
-          <w:p>
-            <w:pPr>
-              <w:pStyle w:val="Compact"/>
-            </w:pPr>
-            <w:r>
-              <w:t xml:space="preserve">-0.057</w:t>
-            </w:r>
-          </w:p>
-        </w:tc>
-        <w:tc>
-          <w:tcPr/>
-          <w:p>
-            <w:pPr>
-              <w:pStyle w:val="Compact"/>
-            </w:pPr>
-            <w:r>
-              <w:t xml:space="preserve">-0.056</w:t>
-            </w:r>
-          </w:p>
-        </w:tc>
-        <w:tc>
-          <w:tcPr/>
-          <w:p>
-            <w:pPr>
-              <w:pStyle w:val="Compact"/>
-            </w:pPr>
-            <w:r>
-              <w:t xml:space="preserve">-0.023</w:t>
-            </w:r>
-          </w:p>
-        </w:tc>
-        <w:tc>
-          <w:tcPr/>
-          <w:p>
-            <w:pPr>
-              <w:pStyle w:val="Compact"/>
-            </w:pPr>
-            <w:r>
-              <w:t xml:space="preserve">-0.115</w:t>
+              <w:t xml:space="preserve">ur_f2</w:t>
+            </w:r>
+          </w:p>
+        </w:tc>
+        <w:tc>
+          <w:tcPr/>
+          <w:p>
+            <w:pPr>
+              <w:pStyle w:val="Compact"/>
+            </w:pPr>
+            <w:r>
+              <w:t xml:space="preserve">-0.125</w:t>
+            </w:r>
+          </w:p>
+        </w:tc>
+        <w:tc>
+          <w:tcPr/>
+          <w:p>
+            <w:pPr>
+              <w:pStyle w:val="Compact"/>
+            </w:pPr>
+            <w:r>
+              <w:t xml:space="preserve">-0.124</w:t>
+            </w:r>
+          </w:p>
+        </w:tc>
+        <w:tc>
+          <w:tcPr/>
+          <w:p>
+            <w:pPr>
+              <w:pStyle w:val="Compact"/>
+            </w:pPr>
+            <w:r>
+              <w:t xml:space="preserve">-0.049</w:t>
+            </w:r>
+          </w:p>
+        </w:tc>
+        <w:tc>
+          <w:tcPr/>
+          <w:p>
+            <w:pPr>
+              <w:pStyle w:val="Compact"/>
+            </w:pPr>
+            <w:r>
+              <w:t xml:space="preserve">-0.050</w:t>
+            </w:r>
+          </w:p>
+        </w:tc>
+        <w:tc>
+          <w:tcPr/>
+          <w:p>
+            <w:pPr>
+              <w:pStyle w:val="Compact"/>
+            </w:pPr>
+            <w:r>
+              <w:t xml:space="preserve">-0.043</w:t>
+            </w:r>
+          </w:p>
+        </w:tc>
+        <w:tc>
+          <w:tcPr/>
+          <w:p>
+            <w:pPr>
+              <w:pStyle w:val="Compact"/>
+            </w:pPr>
+            <w:r>
+              <w:t xml:space="preserve">-0.118</w:t>
+            </w:r>
+          </w:p>
+        </w:tc>
+        <w:tc>
+          <w:tcPr/>
+          <w:p>
+            <w:pPr>
+              <w:pStyle w:val="Compact"/>
+            </w:pPr>
+            <w:r>
+              <w:t xml:space="preserve">-0.274</w:t>
             </w:r>
           </w:p>
         </w:tc>
@@ -1122,62 +1157,73 @@
               <w:pStyle w:val="Compact"/>
             </w:pPr>
             <w:r>
-              <w:t xml:space="preserve">(0.021)</w:t>
-            </w:r>
-          </w:p>
-        </w:tc>
-        <w:tc>
-          <w:tcPr/>
-          <w:p>
-            <w:pPr>
-              <w:pStyle w:val="Compact"/>
-            </w:pPr>
-            <w:r>
-              <w:t xml:space="preserve">(0.064)</w:t>
-            </w:r>
-          </w:p>
-        </w:tc>
-        <w:tc>
-          <w:tcPr/>
-          <w:p>
-            <w:pPr>
-              <w:pStyle w:val="Compact"/>
-            </w:pPr>
-            <w:r>
-              <w:t xml:space="preserve">(0.054)</w:t>
-            </w:r>
-          </w:p>
-        </w:tc>
-        <w:tc>
-          <w:tcPr/>
-          <w:p>
-            <w:pPr>
-              <w:pStyle w:val="Compact"/>
-            </w:pPr>
-            <w:r>
-              <w:t xml:space="preserve">(0.045)</w:t>
-            </w:r>
-          </w:p>
-        </w:tc>
-        <w:tc>
-          <w:tcPr/>
-          <w:p>
-            <w:pPr>
-              <w:pStyle w:val="Compact"/>
-            </w:pPr>
-            <w:r>
-              <w:t xml:space="preserve">(0.039)</w:t>
-            </w:r>
-          </w:p>
-        </w:tc>
-        <w:tc>
-          <w:tcPr/>
-          <w:p>
-            <w:pPr>
-              <w:pStyle w:val="Compact"/>
-            </w:pPr>
-            <w:r>
-              <w:t xml:space="preserve">(0.039)</w:t>
+              <w:t xml:space="preserve">(0.012)</w:t>
+            </w:r>
+          </w:p>
+        </w:tc>
+        <w:tc>
+          <w:tcPr/>
+          <w:p>
+            <w:pPr>
+              <w:pStyle w:val="Compact"/>
+            </w:pPr>
+            <w:r>
+              <w:t xml:space="preserve">(0.012)</w:t>
+            </w:r>
+          </w:p>
+        </w:tc>
+        <w:tc>
+          <w:tcPr/>
+          <w:p>
+            <w:pPr>
+              <w:pStyle w:val="Compact"/>
+            </w:pPr>
+            <w:r>
+              <w:t xml:space="preserve">(0.029)</w:t>
+            </w:r>
+          </w:p>
+        </w:tc>
+        <w:tc>
+          <w:tcPr/>
+          <w:p>
+            <w:pPr>
+              <w:pStyle w:val="Compact"/>
+            </w:pPr>
+            <w:r>
+              <w:t xml:space="preserve">(0.028)</w:t>
+            </w:r>
+          </w:p>
+        </w:tc>
+        <w:tc>
+          <w:tcPr/>
+          <w:p>
+            <w:pPr>
+              <w:pStyle w:val="Compact"/>
+            </w:pPr>
+            <w:r>
+              <w:t xml:space="preserve">(0.028)</w:t>
+            </w:r>
+          </w:p>
+        </w:tc>
+        <w:tc>
+          <w:tcPr/>
+          <w:p>
+            <w:pPr>
+              <w:pStyle w:val="Compact"/>
+            </w:pPr>
+            <w:r>
+              <w:t xml:space="preserve">(0.026)</w:t>
+            </w:r>
+          </w:p>
+        </w:tc>
+        <w:tc>
+          <w:tcPr/>
+          <w:p>
+            <w:pPr>
+              <w:pStyle w:val="Compact"/>
+            </w:pPr>
+            <w:r>
+              <w:t xml:space="preserve">(0.026)</w:t>
             </w:r>
           </w:p>
         </w:tc>
@@ -1190,73 +1236,84 @@
               <w:pStyle w:val="Compact"/>
             </w:pPr>
             <w:r>
-              <w:t xml:space="preserve">province_f5</w:t>
-            </w:r>
-          </w:p>
-        </w:tc>
-        <w:tc>
-          <w:tcPr/>
-          <w:p>
-            <w:pPr>
-              <w:pStyle w:val="Compact"/>
-            </w:pPr>
-            <w:r>
-              <w:t xml:space="preserve">-0.336</w:t>
-            </w:r>
-          </w:p>
-        </w:tc>
-        <w:tc>
-          <w:tcPr/>
-          <w:p>
-            <w:pPr>
-              <w:pStyle w:val="Compact"/>
-            </w:pPr>
-            <w:r>
-              <w:t xml:space="preserve">-0.145</w:t>
-            </w:r>
-          </w:p>
-        </w:tc>
-        <w:tc>
-          <w:tcPr/>
-          <w:p>
-            <w:pPr>
-              <w:pStyle w:val="Compact"/>
-            </w:pPr>
-            <w:r>
-              <w:t xml:space="preserve">-0.093</w:t>
-            </w:r>
-          </w:p>
-        </w:tc>
-        <w:tc>
-          <w:tcPr/>
-          <w:p>
-            <w:pPr>
-              <w:pStyle w:val="Compact"/>
-            </w:pPr>
-            <w:r>
-              <w:t xml:space="preserve">-0.155</w:t>
-            </w:r>
-          </w:p>
-        </w:tc>
-        <w:tc>
-          <w:tcPr/>
-          <w:p>
-            <w:pPr>
-              <w:pStyle w:val="Compact"/>
-            </w:pPr>
-            <w:r>
-              <w:t xml:space="preserve">-0.123</w:t>
-            </w:r>
-          </w:p>
-        </w:tc>
-        <w:tc>
-          <w:tcPr/>
-          <w:p>
-            <w:pPr>
-              <w:pStyle w:val="Compact"/>
-            </w:pPr>
-            <w:r>
-              <w:t xml:space="preserve">-0.287</w:t>
+              <w:t xml:space="preserve">province_f2</w:t>
+            </w:r>
+          </w:p>
+        </w:tc>
+        <w:tc>
+          <w:tcPr/>
+          <w:p>
+            <w:pPr>
+              <w:pStyle w:val="Compact"/>
+            </w:pPr>
+            <w:r>
+              <w:t xml:space="preserve">-0.225</w:t>
+            </w:r>
+          </w:p>
+        </w:tc>
+        <w:tc>
+          <w:tcPr/>
+          <w:p>
+            <w:pPr>
+              <w:pStyle w:val="Compact"/>
+            </w:pPr>
+            <w:r>
+              <w:t xml:space="preserve">-0.221</w:t>
+            </w:r>
+          </w:p>
+        </w:tc>
+        <w:tc>
+          <w:tcPr/>
+          <w:p>
+            <w:pPr>
+              <w:pStyle w:val="Compact"/>
+            </w:pPr>
+            <w:r>
+              <w:t xml:space="preserve">-0.177</w:t>
+            </w:r>
+          </w:p>
+        </w:tc>
+        <w:tc>
+          <w:tcPr/>
+          <w:p>
+            <w:pPr>
+              <w:pStyle w:val="Compact"/>
+            </w:pPr>
+            <w:r>
+              <w:t xml:space="preserve">-0.144</w:t>
+            </w:r>
+          </w:p>
+        </w:tc>
+        <w:tc>
+          <w:tcPr/>
+          <w:p>
+            <w:pPr>
+              <w:pStyle w:val="Compact"/>
+            </w:pPr>
+            <w:r>
+              <w:t xml:space="preserve">-0.161</w:t>
+            </w:r>
+          </w:p>
+        </w:tc>
+        <w:tc>
+          <w:tcPr/>
+          <w:p>
+            <w:pPr>
+              <w:pStyle w:val="Compact"/>
+            </w:pPr>
+            <w:r>
+              <w:t xml:space="preserve">-0.135</w:t>
+            </w:r>
+          </w:p>
+        </w:tc>
+        <w:tc>
+          <w:tcPr/>
+          <w:p>
+            <w:pPr>
+              <w:pStyle w:val="Compact"/>
+            </w:pPr>
+            <w:r>
+              <w:t xml:space="preserve">-0.254</w:t>
             </w:r>
           </w:p>
         </w:tc>
@@ -1277,40 +1334,40 @@
               <w:pStyle w:val="Compact"/>
             </w:pPr>
             <w:r>
-              <w:t xml:space="preserve">(0.023)</w:t>
-            </w:r>
-          </w:p>
-        </w:tc>
-        <w:tc>
-          <w:tcPr/>
-          <w:p>
-            <w:pPr>
-              <w:pStyle w:val="Compact"/>
-            </w:pPr>
-            <w:r>
-              <w:t xml:space="preserve">(0.064)</w:t>
-            </w:r>
-          </w:p>
-        </w:tc>
-        <w:tc>
-          <w:tcPr/>
-          <w:p>
-            <w:pPr>
-              <w:pStyle w:val="Compact"/>
-            </w:pPr>
-            <w:r>
-              <w:t xml:space="preserve">(0.056)</w:t>
-            </w:r>
-          </w:p>
-        </w:tc>
-        <w:tc>
-          <w:tcPr/>
-          <w:p>
-            <w:pPr>
-              <w:pStyle w:val="Compact"/>
-            </w:pPr>
-            <w:r>
-              <w:t xml:space="preserve">(0.050)</w:t>
+              <w:t xml:space="preserve">(0.018)</w:t>
+            </w:r>
+          </w:p>
+        </w:tc>
+        <w:tc>
+          <w:tcPr/>
+          <w:p>
+            <w:pPr>
+              <w:pStyle w:val="Compact"/>
+            </w:pPr>
+            <w:r>
+              <w:t xml:space="preserve">(0.019)</w:t>
+            </w:r>
+          </w:p>
+        </w:tc>
+        <w:tc>
+          <w:tcPr/>
+          <w:p>
+            <w:pPr>
+              <w:pStyle w:val="Compact"/>
+            </w:pPr>
+            <w:r>
+              <w:t xml:space="preserve">(0.061)</w:t>
+            </w:r>
+          </w:p>
+        </w:tc>
+        <w:tc>
+          <w:tcPr/>
+          <w:p>
+            <w:pPr>
+              <w:pStyle w:val="Compact"/>
+            </w:pPr>
+            <w:r>
+              <w:t xml:space="preserve">(0.053)</w:t>
             </w:r>
           </w:p>
         </w:tc>
@@ -1332,7 +1389,18 @@
               <w:pStyle w:val="Compact"/>
             </w:pPr>
             <w:r>
-              <w:t xml:space="preserve">(0.044)</w:t>
+              <w:t xml:space="preserve">(0.040)</w:t>
+            </w:r>
+          </w:p>
+        </w:tc>
+        <w:tc>
+          <w:tcPr/>
+          <w:p>
+            <w:pPr>
+              <w:pStyle w:val="Compact"/>
+            </w:pPr>
+            <w:r>
+              <w:t xml:space="preserve">(0.037)</w:t>
             </w:r>
           </w:p>
         </w:tc>
@@ -1345,73 +1413,84 @@
               <w:pStyle w:val="Compact"/>
             </w:pPr>
             <w:r>
-              <w:t xml:space="preserve">luc_intensity × shock</w:t>
-            </w:r>
-          </w:p>
-        </w:tc>
-        <w:tc>
-          <w:tcPr/>
-          <w:p>
-            <w:pPr>
-              <w:pStyle w:val="Compact"/>
-            </w:pPr>
-            <w:r>
-              <w:t xml:space="preserve">-0.002</w:t>
-            </w:r>
-          </w:p>
-        </w:tc>
-        <w:tc>
-          <w:tcPr/>
-          <w:p>
-            <w:pPr>
-              <w:pStyle w:val="Compact"/>
-            </w:pPr>
-            <w:r>
-              <w:t xml:space="preserve">0.002</w:t>
-            </w:r>
-          </w:p>
-        </w:tc>
-        <w:tc>
-          <w:tcPr/>
-          <w:p>
-            <w:pPr>
-              <w:pStyle w:val="Compact"/>
-            </w:pPr>
-            <w:r>
-              <w:t xml:space="preserve">-0.001</w:t>
-            </w:r>
-          </w:p>
-        </w:tc>
-        <w:tc>
-          <w:tcPr/>
-          <w:p>
-            <w:pPr>
-              <w:pStyle w:val="Compact"/>
-            </w:pPr>
-            <w:r>
-              <w:t xml:space="preserve">0.004</w:t>
-            </w:r>
-          </w:p>
-        </w:tc>
-        <w:tc>
-          <w:tcPr/>
-          <w:p>
-            <w:pPr>
-              <w:pStyle w:val="Compact"/>
-            </w:pPr>
-            <w:r>
-              <w:t xml:space="preserve">-0.006</w:t>
-            </w:r>
-          </w:p>
-        </w:tc>
-        <w:tc>
-          <w:tcPr/>
-          <w:p>
-            <w:pPr>
-              <w:pStyle w:val="Compact"/>
-            </w:pPr>
-            <w:r>
-              <w:t xml:space="preserve">-0.008</w:t>
+              <w:t xml:space="preserve">province_f3</w:t>
+            </w:r>
+          </w:p>
+        </w:tc>
+        <w:tc>
+          <w:tcPr/>
+          <w:p>
+            <w:pPr>
+              <w:pStyle w:val="Compact"/>
+            </w:pPr>
+            <w:r>
+              <w:t xml:space="preserve">-0.145</w:t>
+            </w:r>
+          </w:p>
+        </w:tc>
+        <w:tc>
+          <w:tcPr/>
+          <w:p>
+            <w:pPr>
+              <w:pStyle w:val="Compact"/>
+            </w:pPr>
+            <w:r>
+              <w:t xml:space="preserve">-0.141</w:t>
+            </w:r>
+          </w:p>
+        </w:tc>
+        <w:tc>
+          <w:tcPr/>
+          <w:p>
+            <w:pPr>
+              <w:pStyle w:val="Compact"/>
+            </w:pPr>
+            <w:r>
+              <w:t xml:space="preserve">-0.113</w:t>
+            </w:r>
+          </w:p>
+        </w:tc>
+        <w:tc>
+          <w:tcPr/>
+          <w:p>
+            <w:pPr>
+              <w:pStyle w:val="Compact"/>
+            </w:pPr>
+            <w:r>
+              <w:t xml:space="preserve">-0.024</w:t>
+            </w:r>
+          </w:p>
+        </w:tc>
+        <w:tc>
+          <w:tcPr/>
+          <w:p>
+            <w:pPr>
+              <w:pStyle w:val="Compact"/>
+            </w:pPr>
+            <w:r>
+              <w:t xml:space="preserve">-0.063</w:t>
+            </w:r>
+          </w:p>
+        </w:tc>
+        <w:tc>
+          <w:tcPr/>
+          <w:p>
+            <w:pPr>
+              <w:pStyle w:val="Compact"/>
+            </w:pPr>
+            <w:r>
+              <w:t xml:space="preserve">-0.051</w:t>
+            </w:r>
+          </w:p>
+        </w:tc>
+        <w:tc>
+          <w:tcPr/>
+          <w:p>
+            <w:pPr>
+              <w:pStyle w:val="Compact"/>
+            </w:pPr>
+            <w:r>
+              <w:t xml:space="preserve">-0.242</w:t>
             </w:r>
           </w:p>
         </w:tc>
@@ -1432,62 +1511,73 @@
               <w:pStyle w:val="Compact"/>
             </w:pPr>
             <w:r>
-              <w:t xml:space="preserve">(0.002)</w:t>
-            </w:r>
-          </w:p>
-        </w:tc>
-        <w:tc>
-          <w:tcPr/>
-          <w:p>
-            <w:pPr>
-              <w:pStyle w:val="Compact"/>
-            </w:pPr>
-            <w:r>
-              <w:t xml:space="preserve">(0.004)</w:t>
-            </w:r>
-          </w:p>
-        </w:tc>
-        <w:tc>
-          <w:tcPr/>
-          <w:p>
-            <w:pPr>
-              <w:pStyle w:val="Compact"/>
-            </w:pPr>
-            <w:r>
-              <w:t xml:space="preserve">(0.004)</w:t>
-            </w:r>
-          </w:p>
-        </w:tc>
-        <w:tc>
-          <w:tcPr/>
-          <w:p>
-            <w:pPr>
-              <w:pStyle w:val="Compact"/>
-            </w:pPr>
-            <w:r>
-              <w:t xml:space="preserve">(0.004)</w:t>
-            </w:r>
-          </w:p>
-        </w:tc>
-        <w:tc>
-          <w:tcPr/>
-          <w:p>
-            <w:pPr>
-              <w:pStyle w:val="Compact"/>
-            </w:pPr>
-            <w:r>
-              <w:t xml:space="preserve">(0.005)</w:t>
-            </w:r>
-          </w:p>
-        </w:tc>
-        <w:tc>
-          <w:tcPr/>
-          <w:p>
-            <w:pPr>
-              <w:pStyle w:val="Compact"/>
-            </w:pPr>
-            <w:r>
-              <w:t xml:space="preserve">(0.007)</w:t>
+              <w:t xml:space="preserve">(0.018)</w:t>
+            </w:r>
+          </w:p>
+        </w:tc>
+        <w:tc>
+          <w:tcPr/>
+          <w:p>
+            <w:pPr>
+              <w:pStyle w:val="Compact"/>
+            </w:pPr>
+            <w:r>
+              <w:t xml:space="preserve">(0.018)</w:t>
+            </w:r>
+          </w:p>
+        </w:tc>
+        <w:tc>
+          <w:tcPr/>
+          <w:p>
+            <w:pPr>
+              <w:pStyle w:val="Compact"/>
+            </w:pPr>
+            <w:r>
+              <w:t xml:space="preserve">(0.060)</w:t>
+            </w:r>
+          </w:p>
+        </w:tc>
+        <w:tc>
+          <w:tcPr/>
+          <w:p>
+            <w:pPr>
+              <w:pStyle w:val="Compact"/>
+            </w:pPr>
+            <w:r>
+              <w:t xml:space="preserve">(0.052)</w:t>
+            </w:r>
+          </w:p>
+        </w:tc>
+        <w:tc>
+          <w:tcPr/>
+          <w:p>
+            <w:pPr>
+              <w:pStyle w:val="Compact"/>
+            </w:pPr>
+            <w:r>
+              <w:t xml:space="preserve">(0.044)</w:t>
+            </w:r>
+          </w:p>
+        </w:tc>
+        <w:tc>
+          <w:tcPr/>
+          <w:p>
+            <w:pPr>
+              <w:pStyle w:val="Compact"/>
+            </w:pPr>
+            <w:r>
+              <w:t xml:space="preserve">(0.039)</w:t>
+            </w:r>
+          </w:p>
+        </w:tc>
+        <w:tc>
+          <w:tcPr/>
+          <w:p>
+            <w:pPr>
+              <w:pStyle w:val="Compact"/>
+            </w:pPr>
+            <w:r>
+              <w:t xml:space="preserve">(0.037)</w:t>
             </w:r>
           </w:p>
         </w:tc>
@@ -1500,73 +1590,84 @@
               <w:pStyle w:val="Compact"/>
             </w:pPr>
             <w:r>
-              <w:t xml:space="preserve">Num.Obs.</w:t>
-            </w:r>
-          </w:p>
-        </w:tc>
-        <w:tc>
-          <w:tcPr/>
-          <w:p>
-            <w:pPr>
-              <w:pStyle w:val="Compact"/>
-            </w:pPr>
-            <w:r>
-              <w:t xml:space="preserve">15054</w:t>
-            </w:r>
-          </w:p>
-        </w:tc>
-        <w:tc>
-          <w:tcPr/>
-          <w:p>
-            <w:pPr>
-              <w:pStyle w:val="Compact"/>
-            </w:pPr>
-            <w:r>
-              <w:t xml:space="preserve">2541</w:t>
-            </w:r>
-          </w:p>
-        </w:tc>
-        <w:tc>
-          <w:tcPr/>
-          <w:p>
-            <w:pPr>
-              <w:pStyle w:val="Compact"/>
-            </w:pPr>
-            <w:r>
-              <w:t xml:space="preserve">2840</w:t>
-            </w:r>
-          </w:p>
-        </w:tc>
-        <w:tc>
-          <w:tcPr/>
-          <w:p>
-            <w:pPr>
-              <w:pStyle w:val="Compact"/>
-            </w:pPr>
-            <w:r>
-              <w:t xml:space="preserve">3104</w:t>
-            </w:r>
-          </w:p>
-        </w:tc>
-        <w:tc>
-          <w:tcPr/>
-          <w:p>
-            <w:pPr>
-              <w:pStyle w:val="Compact"/>
-            </w:pPr>
-            <w:r>
-              <w:t xml:space="preserve">3272</w:t>
-            </w:r>
-          </w:p>
-        </w:tc>
-        <w:tc>
-          <w:tcPr/>
-          <w:p>
-            <w:pPr>
-              <w:pStyle w:val="Compact"/>
-            </w:pPr>
-            <w:r>
-              <w:t xml:space="preserve">3297</w:t>
+              <w:t xml:space="preserve">province_f4</w:t>
+            </w:r>
+          </w:p>
+        </w:tc>
+        <w:tc>
+          <w:tcPr/>
+          <w:p>
+            <w:pPr>
+              <w:pStyle w:val="Compact"/>
+            </w:pPr>
+            <w:r>
+              <w:t xml:space="preserve">-0.126</w:t>
+            </w:r>
+          </w:p>
+        </w:tc>
+        <w:tc>
+          <w:tcPr/>
+          <w:p>
+            <w:pPr>
+              <w:pStyle w:val="Compact"/>
+            </w:pPr>
+            <w:r>
+              <w:t xml:space="preserve">-0.120</w:t>
+            </w:r>
+          </w:p>
+        </w:tc>
+        <w:tc>
+          <w:tcPr/>
+          <w:p>
+            <w:pPr>
+              <w:pStyle w:val="Compact"/>
+            </w:pPr>
+            <w:r>
+              <w:t xml:space="preserve">-0.132</w:t>
+            </w:r>
+          </w:p>
+        </w:tc>
+        <w:tc>
+          <w:tcPr/>
+          <w:p>
+            <w:pPr>
+              <w:pStyle w:val="Compact"/>
+            </w:pPr>
+            <w:r>
+              <w:t xml:space="preserve">-0.051</w:t>
+            </w:r>
+          </w:p>
+        </w:tc>
+        <w:tc>
+          <w:tcPr/>
+          <w:p>
+            <w:pPr>
+              <w:pStyle w:val="Compact"/>
+            </w:pPr>
+            <w:r>
+              <w:t xml:space="preserve">-0.055</w:t>
+            </w:r>
+          </w:p>
+        </w:tc>
+        <w:tc>
+          <w:tcPr/>
+          <w:p>
+            <w:pPr>
+              <w:pStyle w:val="Compact"/>
+            </w:pPr>
+            <w:r>
+              <w:t xml:space="preserve">-0.013</w:t>
+            </w:r>
+          </w:p>
+        </w:tc>
+        <w:tc>
+          <w:tcPr/>
+          <w:p>
+            <w:pPr>
+              <w:pStyle w:val="Compact"/>
+            </w:pPr>
+            <w:r>
+              <w:t xml:space="preserve">-0.112</w:t>
             </w:r>
           </w:p>
         </w:tc>
@@ -1578,74 +1679,82 @@
             <w:pPr>
               <w:pStyle w:val="Compact"/>
             </w:pPr>
-            <w:r>
-              <w:t xml:space="preserve">R2</w:t>
-            </w:r>
-          </w:p>
-        </w:tc>
-        <w:tc>
-          <w:tcPr/>
-          <w:p>
-            <w:pPr>
-              <w:pStyle w:val="Compact"/>
-            </w:pPr>
-            <w:r>
-              <w:t xml:space="preserve">0.134</w:t>
-            </w:r>
-          </w:p>
-        </w:tc>
-        <w:tc>
-          <w:tcPr/>
-          <w:p>
-            <w:pPr>
-              <w:pStyle w:val="Compact"/>
-            </w:pPr>
-            <w:r>
-              <w:t xml:space="preserve">0.024</w:t>
-            </w:r>
-          </w:p>
-        </w:tc>
-        <w:tc>
-          <w:tcPr/>
-          <w:p>
-            <w:pPr>
-              <w:pStyle w:val="Compact"/>
-            </w:pPr>
-            <w:r>
-              <w:t xml:space="preserve">0.028</w:t>
-            </w:r>
-          </w:p>
-        </w:tc>
-        <w:tc>
-          <w:tcPr/>
-          <w:p>
-            <w:pPr>
-              <w:pStyle w:val="Compact"/>
-            </w:pPr>
-            <w:r>
-              <w:t xml:space="preserve">0.020</w:t>
-            </w:r>
-          </w:p>
-        </w:tc>
-        <w:tc>
-          <w:tcPr/>
-          <w:p>
-            <w:pPr>
-              <w:pStyle w:val="Compact"/>
-            </w:pPr>
-            <w:r>
-              <w:t xml:space="preserve">0.034</w:t>
-            </w:r>
-          </w:p>
-        </w:tc>
-        <w:tc>
-          <w:tcPr/>
-          <w:p>
-            <w:pPr>
-              <w:pStyle w:val="Compact"/>
-            </w:pPr>
-            <w:r>
-              <w:t xml:space="preserve">0.111</w:t>
+          </w:p>
+        </w:tc>
+        <w:tc>
+          <w:tcPr/>
+          <w:p>
+            <w:pPr>
+              <w:pStyle w:val="Compact"/>
+            </w:pPr>
+            <w:r>
+              <w:t xml:space="preserve">(0.019)</w:t>
+            </w:r>
+          </w:p>
+        </w:tc>
+        <w:tc>
+          <w:tcPr/>
+          <w:p>
+            <w:pPr>
+              <w:pStyle w:val="Compact"/>
+            </w:pPr>
+            <w:r>
+              <w:t xml:space="preserve">(0.019)</w:t>
+            </w:r>
+          </w:p>
+        </w:tc>
+        <w:tc>
+          <w:tcPr/>
+          <w:p>
+            <w:pPr>
+              <w:pStyle w:val="Compact"/>
+            </w:pPr>
+            <w:r>
+              <w:t xml:space="preserve">(0.064)</w:t>
+            </w:r>
+          </w:p>
+        </w:tc>
+        <w:tc>
+          <w:tcPr/>
+          <w:p>
+            <w:pPr>
+              <w:pStyle w:val="Compact"/>
+            </w:pPr>
+            <w:r>
+              <w:t xml:space="preserve">(0.054)</w:t>
+            </w:r>
+          </w:p>
+        </w:tc>
+        <w:tc>
+          <w:tcPr/>
+          <w:p>
+            <w:pPr>
+              <w:pStyle w:val="Compact"/>
+            </w:pPr>
+            <w:r>
+              <w:t xml:space="preserve">(0.045)</w:t>
+            </w:r>
+          </w:p>
+        </w:tc>
+        <w:tc>
+          <w:tcPr/>
+          <w:p>
+            <w:pPr>
+              <w:pStyle w:val="Compact"/>
+            </w:pPr>
+            <w:r>
+              <w:t xml:space="preserve">(0.039)</w:t>
+            </w:r>
+          </w:p>
+        </w:tc>
+        <w:tc>
+          <w:tcPr/>
+          <w:p>
+            <w:pPr>
+              <w:pStyle w:val="Compact"/>
+            </w:pPr>
+            <w:r>
+              <w:t xml:space="preserve">(0.039)</w:t>
             </w:r>
           </w:p>
         </w:tc>
@@ -1658,73 +1767,84 @@
               <w:pStyle w:val="Compact"/>
             </w:pPr>
             <w:r>
-              <w:t xml:space="preserve">R2 Adj.</w:t>
-            </w:r>
-          </w:p>
-        </w:tc>
-        <w:tc>
-          <w:tcPr/>
-          <w:p>
-            <w:pPr>
-              <w:pStyle w:val="Compact"/>
-            </w:pPr>
-            <w:r>
-              <w:t xml:space="preserve">0.134</w:t>
-            </w:r>
-          </w:p>
-        </w:tc>
-        <w:tc>
-          <w:tcPr/>
-          <w:p>
-            <w:pPr>
-              <w:pStyle w:val="Compact"/>
-            </w:pPr>
-            <w:r>
-              <w:t xml:space="preserve">0.021</w:t>
-            </w:r>
-          </w:p>
-        </w:tc>
-        <w:tc>
-          <w:tcPr/>
-          <w:p>
-            <w:pPr>
-              <w:pStyle w:val="Compact"/>
-            </w:pPr>
-            <w:r>
-              <w:t xml:space="preserve">0.026</w:t>
-            </w:r>
-          </w:p>
-        </w:tc>
-        <w:tc>
-          <w:tcPr/>
-          <w:p>
-            <w:pPr>
-              <w:pStyle w:val="Compact"/>
-            </w:pPr>
-            <w:r>
-              <w:t xml:space="preserve">0.017</w:t>
-            </w:r>
-          </w:p>
-        </w:tc>
-        <w:tc>
-          <w:tcPr/>
-          <w:p>
-            <w:pPr>
-              <w:pStyle w:val="Compact"/>
-            </w:pPr>
-            <w:r>
-              <w:t xml:space="preserve">0.031</w:t>
-            </w:r>
-          </w:p>
-        </w:tc>
-        <w:tc>
-          <w:tcPr/>
-          <w:p>
-            <w:pPr>
-              <w:pStyle w:val="Compact"/>
-            </w:pPr>
-            <w:r>
-              <w:t xml:space="preserve">0.109</w:t>
+              <w:t xml:space="preserve">province_f5</w:t>
+            </w:r>
+          </w:p>
+        </w:tc>
+        <w:tc>
+          <w:tcPr/>
+          <w:p>
+            <w:pPr>
+              <w:pStyle w:val="Compact"/>
+            </w:pPr>
+            <w:r>
+              <w:t xml:space="preserve">-0.211</w:t>
+            </w:r>
+          </w:p>
+        </w:tc>
+        <w:tc>
+          <w:tcPr/>
+          <w:p>
+            <w:pPr>
+              <w:pStyle w:val="Compact"/>
+            </w:pPr>
+            <w:r>
+              <w:t xml:space="preserve">-0.208</w:t>
+            </w:r>
+          </w:p>
+        </w:tc>
+        <w:tc>
+          <w:tcPr/>
+          <w:p>
+            <w:pPr>
+              <w:pStyle w:val="Compact"/>
+            </w:pPr>
+            <w:r>
+              <w:t xml:space="preserve">-0.145</w:t>
+            </w:r>
+          </w:p>
+        </w:tc>
+        <w:tc>
+          <w:tcPr/>
+          <w:p>
+            <w:pPr>
+              <w:pStyle w:val="Compact"/>
+            </w:pPr>
+            <w:r>
+              <w:t xml:space="preserve">-0.092</w:t>
+            </w:r>
+          </w:p>
+        </w:tc>
+        <w:tc>
+          <w:tcPr/>
+          <w:p>
+            <w:pPr>
+              <w:pStyle w:val="Compact"/>
+            </w:pPr>
+            <w:r>
+              <w:t xml:space="preserve">-0.148</w:t>
+            </w:r>
+          </w:p>
+        </w:tc>
+        <w:tc>
+          <w:tcPr/>
+          <w:p>
+            <w:pPr>
+              <w:pStyle w:val="Compact"/>
+            </w:pPr>
+            <w:r>
+              <w:t xml:space="preserve">-0.117</w:t>
+            </w:r>
+          </w:p>
+        </w:tc>
+        <w:tc>
+          <w:tcPr/>
+          <w:p>
+            <w:pPr>
+              <w:pStyle w:val="Compact"/>
+            </w:pPr>
+            <w:r>
+              <w:t xml:space="preserve">-0.286</w:t>
             </w:r>
           </w:p>
         </w:tc>
@@ -1736,74 +1856,82 @@
             <w:pPr>
               <w:pStyle w:val="Compact"/>
             </w:pPr>
-            <w:r>
-              <w:t xml:space="preserve">AIC</w:t>
-            </w:r>
-          </w:p>
-        </w:tc>
-        <w:tc>
-          <w:tcPr/>
-          <w:p>
-            <w:pPr>
-              <w:pStyle w:val="Compact"/>
-            </w:pPr>
-            <w:r>
-              <w:t xml:space="preserve">28343.2</w:t>
-            </w:r>
-          </w:p>
-        </w:tc>
-        <w:tc>
-          <w:tcPr/>
-          <w:p>
-            <w:pPr>
-              <w:pStyle w:val="Compact"/>
-            </w:pPr>
-            <w:r>
-              <w:t xml:space="preserve">3562.9</w:t>
-            </w:r>
-          </w:p>
-        </w:tc>
-        <w:tc>
-          <w:tcPr/>
-          <w:p>
-            <w:pPr>
-              <w:pStyle w:val="Compact"/>
-            </w:pPr>
-            <w:r>
-              <w:t xml:space="preserve">4009.4</w:t>
-            </w:r>
-          </w:p>
-        </w:tc>
-        <w:tc>
-          <w:tcPr/>
-          <w:p>
-            <w:pPr>
-              <w:pStyle w:val="Compact"/>
-            </w:pPr>
-            <w:r>
-              <w:t xml:space="preserve">4823.1</w:t>
-            </w:r>
-          </w:p>
-        </w:tc>
-        <w:tc>
-          <w:tcPr/>
-          <w:p>
-            <w:pPr>
-              <w:pStyle w:val="Compact"/>
-            </w:pPr>
-            <w:r>
-              <w:t xml:space="preserve">5335.4</w:t>
-            </w:r>
-          </w:p>
-        </w:tc>
-        <w:tc>
-          <w:tcPr/>
-          <w:p>
-            <w:pPr>
-              <w:pStyle w:val="Compact"/>
-            </w:pPr>
-            <w:r>
-              <w:t xml:space="preserve">6256.2</w:t>
+          </w:p>
+        </w:tc>
+        <w:tc>
+          <w:tcPr/>
+          <w:p>
+            <w:pPr>
+              <w:pStyle w:val="Compact"/>
+            </w:pPr>
+            <w:r>
+              <w:t xml:space="preserve">(0.021)</w:t>
+            </w:r>
+          </w:p>
+        </w:tc>
+        <w:tc>
+          <w:tcPr/>
+          <w:p>
+            <w:pPr>
+              <w:pStyle w:val="Compact"/>
+            </w:pPr>
+            <w:r>
+              <w:t xml:space="preserve">(0.021)</w:t>
+            </w:r>
+          </w:p>
+        </w:tc>
+        <w:tc>
+          <w:tcPr/>
+          <w:p>
+            <w:pPr>
+              <w:pStyle w:val="Compact"/>
+            </w:pPr>
+            <w:r>
+              <w:t xml:space="preserve">(0.065)</w:t>
+            </w:r>
+          </w:p>
+        </w:tc>
+        <w:tc>
+          <w:tcPr/>
+          <w:p>
+            <w:pPr>
+              <w:pStyle w:val="Compact"/>
+            </w:pPr>
+            <w:r>
+              <w:t xml:space="preserve">(0.056)</w:t>
+            </w:r>
+          </w:p>
+        </w:tc>
+        <w:tc>
+          <w:tcPr/>
+          <w:p>
+            <w:pPr>
+              <w:pStyle w:val="Compact"/>
+            </w:pPr>
+            <w:r>
+              <w:t xml:space="preserve">(0.050)</w:t>
+            </w:r>
+          </w:p>
+        </w:tc>
+        <w:tc>
+          <w:tcPr/>
+          <w:p>
+            <w:pPr>
+              <w:pStyle w:val="Compact"/>
+            </w:pPr>
+            <w:r>
+              <w:t xml:space="preserve">(0.045)</w:t>
+            </w:r>
+          </w:p>
+        </w:tc>
+        <w:tc>
+          <w:tcPr/>
+          <w:p>
+            <w:pPr>
+              <w:pStyle w:val="Compact"/>
+            </w:pPr>
+            <w:r>
+              <w:t xml:space="preserve">(0.044)</w:t>
             </w:r>
           </w:p>
         </w:tc>
@@ -1816,74 +1944,67 @@
               <w:pStyle w:val="Compact"/>
             </w:pPr>
             <w:r>
-              <w:t xml:space="preserve">BIC</w:t>
-            </w:r>
-          </w:p>
-        </w:tc>
-        <w:tc>
-          <w:tcPr/>
-          <w:p>
-            <w:pPr>
-              <w:pStyle w:val="Compact"/>
-            </w:pPr>
-            <w:r>
-              <w:t xml:space="preserve">28419.4</w:t>
-            </w:r>
-          </w:p>
-        </w:tc>
-        <w:tc>
-          <w:tcPr/>
-          <w:p>
-            <w:pPr>
-              <w:pStyle w:val="Compact"/>
-            </w:pPr>
-            <w:r>
-              <w:t xml:space="preserve">3621.3</w:t>
-            </w:r>
-          </w:p>
-        </w:tc>
-        <w:tc>
-          <w:tcPr/>
-          <w:p>
-            <w:pPr>
-              <w:pStyle w:val="Compact"/>
-            </w:pPr>
-            <w:r>
-              <w:t xml:space="preserve">4068.9</w:t>
-            </w:r>
-          </w:p>
-        </w:tc>
-        <w:tc>
-          <w:tcPr/>
-          <w:p>
-            <w:pPr>
-              <w:pStyle w:val="Compact"/>
-            </w:pPr>
-            <w:r>
-              <w:t xml:space="preserve">4883.5</w:t>
-            </w:r>
-          </w:p>
-        </w:tc>
-        <w:tc>
-          <w:tcPr/>
-          <w:p>
-            <w:pPr>
-              <w:pStyle w:val="Compact"/>
-            </w:pPr>
-            <w:r>
-              <w:t xml:space="preserve">5396.3</w:t>
-            </w:r>
-          </w:p>
-        </w:tc>
-        <w:tc>
-          <w:tcPr/>
-          <w:p>
-            <w:pPr>
-              <w:pStyle w:val="Compact"/>
-            </w:pPr>
-            <w:r>
-              <w:t xml:space="preserve">6317.2</w:t>
-            </w:r>
+              <w:t xml:space="preserve">luc_intensity × quintile_f2</w:t>
+            </w:r>
+          </w:p>
+        </w:tc>
+        <w:tc>
+          <w:tcPr/>
+          <w:p>
+            <w:pPr>
+              <w:pStyle w:val="Compact"/>
+            </w:pPr>
+          </w:p>
+        </w:tc>
+        <w:tc>
+          <w:tcPr/>
+          <w:p>
+            <w:pPr>
+              <w:pStyle w:val="Compact"/>
+            </w:pPr>
+            <w:r>
+              <w:t xml:space="preserve">0.000</w:t>
+            </w:r>
+          </w:p>
+        </w:tc>
+        <w:tc>
+          <w:tcPr/>
+          <w:p>
+            <w:pPr>
+              <w:pStyle w:val="Compact"/>
+            </w:pPr>
+          </w:p>
+        </w:tc>
+        <w:tc>
+          <w:tcPr/>
+          <w:p>
+            <w:pPr>
+              <w:pStyle w:val="Compact"/>
+            </w:pPr>
+          </w:p>
+        </w:tc>
+        <w:tc>
+          <w:tcPr/>
+          <w:p>
+            <w:pPr>
+              <w:pStyle w:val="Compact"/>
+            </w:pPr>
+          </w:p>
+        </w:tc>
+        <w:tc>
+          <w:tcPr/>
+          <w:p>
+            <w:pPr>
+              <w:pStyle w:val="Compact"/>
+            </w:pPr>
+          </w:p>
+        </w:tc>
+        <w:tc>
+          <w:tcPr/>
+          <w:p>
+            <w:pPr>
+              <w:pStyle w:val="Compact"/>
+            </w:pPr>
           </w:p>
         </w:tc>
       </w:tr>
@@ -1894,75 +2015,65 @@
             <w:pPr>
               <w:pStyle w:val="Compact"/>
             </w:pPr>
-            <w:r>
-              <w:t xml:space="preserve">Log.Lik.</w:t>
-            </w:r>
-          </w:p>
-        </w:tc>
-        <w:tc>
-          <w:tcPr/>
-          <w:p>
-            <w:pPr>
-              <w:pStyle w:val="Compact"/>
-            </w:pPr>
-            <w:r>
-              <w:t xml:space="preserve">-14161.612</w:t>
-            </w:r>
-          </w:p>
-        </w:tc>
-        <w:tc>
-          <w:tcPr/>
-          <w:p>
-            <w:pPr>
-              <w:pStyle w:val="Compact"/>
-            </w:pPr>
-            <w:r>
-              <w:t xml:space="preserve">-1771.469</w:t>
-            </w:r>
-          </w:p>
-        </w:tc>
-        <w:tc>
-          <w:tcPr/>
-          <w:p>
-            <w:pPr>
-              <w:pStyle w:val="Compact"/>
-            </w:pPr>
-            <w:r>
-              <w:t xml:space="preserve">-1994.676</w:t>
-            </w:r>
-          </w:p>
-        </w:tc>
-        <w:tc>
-          <w:tcPr/>
-          <w:p>
-            <w:pPr>
-              <w:pStyle w:val="Compact"/>
-            </w:pPr>
-            <w:r>
-              <w:t xml:space="preserve">-2401.547</w:t>
-            </w:r>
-          </w:p>
-        </w:tc>
-        <w:tc>
-          <w:tcPr/>
-          <w:p>
-            <w:pPr>
-              <w:pStyle w:val="Compact"/>
-            </w:pPr>
-            <w:r>
-              <w:t xml:space="preserve">-2657.695</w:t>
-            </w:r>
-          </w:p>
-        </w:tc>
-        <w:tc>
-          <w:tcPr/>
-          <w:p>
-            <w:pPr>
-              <w:pStyle w:val="Compact"/>
-            </w:pPr>
-            <w:r>
-              <w:t xml:space="preserve">-3118.083</w:t>
-            </w:r>
+          </w:p>
+        </w:tc>
+        <w:tc>
+          <w:tcPr/>
+          <w:p>
+            <w:pPr>
+              <w:pStyle w:val="Compact"/>
+            </w:pPr>
+          </w:p>
+        </w:tc>
+        <w:tc>
+          <w:tcPr/>
+          <w:p>
+            <w:pPr>
+              <w:pStyle w:val="Compact"/>
+            </w:pPr>
+            <w:r>
+              <w:t xml:space="preserve">(0.002)</w:t>
+            </w:r>
+          </w:p>
+        </w:tc>
+        <w:tc>
+          <w:tcPr/>
+          <w:p>
+            <w:pPr>
+              <w:pStyle w:val="Compact"/>
+            </w:pPr>
+          </w:p>
+        </w:tc>
+        <w:tc>
+          <w:tcPr/>
+          <w:p>
+            <w:pPr>
+              <w:pStyle w:val="Compact"/>
+            </w:pPr>
+          </w:p>
+        </w:tc>
+        <w:tc>
+          <w:tcPr/>
+          <w:p>
+            <w:pPr>
+              <w:pStyle w:val="Compact"/>
+            </w:pPr>
+          </w:p>
+        </w:tc>
+        <w:tc>
+          <w:tcPr/>
+          <w:p>
+            <w:pPr>
+              <w:pStyle w:val="Compact"/>
+            </w:pPr>
+          </w:p>
+        </w:tc>
+        <w:tc>
+          <w:tcPr/>
+          <w:p>
+            <w:pPr>
+              <w:pStyle w:val="Compact"/>
+            </w:pPr>
           </w:p>
         </w:tc>
       </w:tr>
@@ -1974,6 +2085,969 @@
               <w:pStyle w:val="Compact"/>
             </w:pPr>
             <w:r>
+              <w:t xml:space="preserve">luc_intensity × quintile_f3</w:t>
+            </w:r>
+          </w:p>
+        </w:tc>
+        <w:tc>
+          <w:tcPr/>
+          <w:p>
+            <w:pPr>
+              <w:pStyle w:val="Compact"/>
+            </w:pPr>
+          </w:p>
+        </w:tc>
+        <w:tc>
+          <w:tcPr/>
+          <w:p>
+            <w:pPr>
+              <w:pStyle w:val="Compact"/>
+            </w:pPr>
+            <w:r>
+              <w:t xml:space="preserve">0.003</w:t>
+            </w:r>
+          </w:p>
+        </w:tc>
+        <w:tc>
+          <w:tcPr/>
+          <w:p>
+            <w:pPr>
+              <w:pStyle w:val="Compact"/>
+            </w:pPr>
+          </w:p>
+        </w:tc>
+        <w:tc>
+          <w:tcPr/>
+          <w:p>
+            <w:pPr>
+              <w:pStyle w:val="Compact"/>
+            </w:pPr>
+          </w:p>
+        </w:tc>
+        <w:tc>
+          <w:tcPr/>
+          <w:p>
+            <w:pPr>
+              <w:pStyle w:val="Compact"/>
+            </w:pPr>
+          </w:p>
+        </w:tc>
+        <w:tc>
+          <w:tcPr/>
+          <w:p>
+            <w:pPr>
+              <w:pStyle w:val="Compact"/>
+            </w:pPr>
+          </w:p>
+        </w:tc>
+        <w:tc>
+          <w:tcPr/>
+          <w:p>
+            <w:pPr>
+              <w:pStyle w:val="Compact"/>
+            </w:pPr>
+          </w:p>
+        </w:tc>
+      </w:tr>
+      <w:tr>
+        <w:tc>
+          <w:tcPr/>
+          <w:p>
+            <w:pPr>
+              <w:pStyle w:val="Compact"/>
+            </w:pPr>
+          </w:p>
+        </w:tc>
+        <w:tc>
+          <w:tcPr/>
+          <w:p>
+            <w:pPr>
+              <w:pStyle w:val="Compact"/>
+            </w:pPr>
+          </w:p>
+        </w:tc>
+        <w:tc>
+          <w:tcPr/>
+          <w:p>
+            <w:pPr>
+              <w:pStyle w:val="Compact"/>
+            </w:pPr>
+            <w:r>
+              <w:t xml:space="preserve">(0.002)</w:t>
+            </w:r>
+          </w:p>
+        </w:tc>
+        <w:tc>
+          <w:tcPr/>
+          <w:p>
+            <w:pPr>
+              <w:pStyle w:val="Compact"/>
+            </w:pPr>
+          </w:p>
+        </w:tc>
+        <w:tc>
+          <w:tcPr/>
+          <w:p>
+            <w:pPr>
+              <w:pStyle w:val="Compact"/>
+            </w:pPr>
+          </w:p>
+        </w:tc>
+        <w:tc>
+          <w:tcPr/>
+          <w:p>
+            <w:pPr>
+              <w:pStyle w:val="Compact"/>
+            </w:pPr>
+          </w:p>
+        </w:tc>
+        <w:tc>
+          <w:tcPr/>
+          <w:p>
+            <w:pPr>
+              <w:pStyle w:val="Compact"/>
+            </w:pPr>
+          </w:p>
+        </w:tc>
+        <w:tc>
+          <w:tcPr/>
+          <w:p>
+            <w:pPr>
+              <w:pStyle w:val="Compact"/>
+            </w:pPr>
+          </w:p>
+        </w:tc>
+      </w:tr>
+      <w:tr>
+        <w:tc>
+          <w:tcPr/>
+          <w:p>
+            <w:pPr>
+              <w:pStyle w:val="Compact"/>
+            </w:pPr>
+            <w:r>
+              <w:t xml:space="preserve">luc_intensity × quintile_f4</w:t>
+            </w:r>
+          </w:p>
+        </w:tc>
+        <w:tc>
+          <w:tcPr/>
+          <w:p>
+            <w:pPr>
+              <w:pStyle w:val="Compact"/>
+            </w:pPr>
+          </w:p>
+        </w:tc>
+        <w:tc>
+          <w:tcPr/>
+          <w:p>
+            <w:pPr>
+              <w:pStyle w:val="Compact"/>
+            </w:pPr>
+            <w:r>
+              <w:t xml:space="preserve">0.002</w:t>
+            </w:r>
+          </w:p>
+        </w:tc>
+        <w:tc>
+          <w:tcPr/>
+          <w:p>
+            <w:pPr>
+              <w:pStyle w:val="Compact"/>
+            </w:pPr>
+          </w:p>
+        </w:tc>
+        <w:tc>
+          <w:tcPr/>
+          <w:p>
+            <w:pPr>
+              <w:pStyle w:val="Compact"/>
+            </w:pPr>
+          </w:p>
+        </w:tc>
+        <w:tc>
+          <w:tcPr/>
+          <w:p>
+            <w:pPr>
+              <w:pStyle w:val="Compact"/>
+            </w:pPr>
+          </w:p>
+        </w:tc>
+        <w:tc>
+          <w:tcPr/>
+          <w:p>
+            <w:pPr>
+              <w:pStyle w:val="Compact"/>
+            </w:pPr>
+          </w:p>
+        </w:tc>
+        <w:tc>
+          <w:tcPr/>
+          <w:p>
+            <w:pPr>
+              <w:pStyle w:val="Compact"/>
+            </w:pPr>
+          </w:p>
+        </w:tc>
+      </w:tr>
+      <w:tr>
+        <w:tc>
+          <w:tcPr/>
+          <w:p>
+            <w:pPr>
+              <w:pStyle w:val="Compact"/>
+            </w:pPr>
+          </w:p>
+        </w:tc>
+        <w:tc>
+          <w:tcPr/>
+          <w:p>
+            <w:pPr>
+              <w:pStyle w:val="Compact"/>
+            </w:pPr>
+          </w:p>
+        </w:tc>
+        <w:tc>
+          <w:tcPr/>
+          <w:p>
+            <w:pPr>
+              <w:pStyle w:val="Compact"/>
+            </w:pPr>
+            <w:r>
+              <w:t xml:space="preserve">(0.002)</w:t>
+            </w:r>
+          </w:p>
+        </w:tc>
+        <w:tc>
+          <w:tcPr/>
+          <w:p>
+            <w:pPr>
+              <w:pStyle w:val="Compact"/>
+            </w:pPr>
+          </w:p>
+        </w:tc>
+        <w:tc>
+          <w:tcPr/>
+          <w:p>
+            <w:pPr>
+              <w:pStyle w:val="Compact"/>
+            </w:pPr>
+          </w:p>
+        </w:tc>
+        <w:tc>
+          <w:tcPr/>
+          <w:p>
+            <w:pPr>
+              <w:pStyle w:val="Compact"/>
+            </w:pPr>
+          </w:p>
+        </w:tc>
+        <w:tc>
+          <w:tcPr/>
+          <w:p>
+            <w:pPr>
+              <w:pStyle w:val="Compact"/>
+            </w:pPr>
+          </w:p>
+        </w:tc>
+        <w:tc>
+          <w:tcPr/>
+          <w:p>
+            <w:pPr>
+              <w:pStyle w:val="Compact"/>
+            </w:pPr>
+          </w:p>
+        </w:tc>
+      </w:tr>
+      <w:tr>
+        <w:tc>
+          <w:tcPr/>
+          <w:p>
+            <w:pPr>
+              <w:pStyle w:val="Compact"/>
+            </w:pPr>
+            <w:r>
+              <w:t xml:space="preserve">luc_intensity × quintile_f5</w:t>
+            </w:r>
+          </w:p>
+        </w:tc>
+        <w:tc>
+          <w:tcPr/>
+          <w:p>
+            <w:pPr>
+              <w:pStyle w:val="Compact"/>
+            </w:pPr>
+          </w:p>
+        </w:tc>
+        <w:tc>
+          <w:tcPr/>
+          <w:p>
+            <w:pPr>
+              <w:pStyle w:val="Compact"/>
+            </w:pPr>
+            <w:r>
+              <w:t xml:space="preserve">-0.002</w:t>
+            </w:r>
+          </w:p>
+        </w:tc>
+        <w:tc>
+          <w:tcPr/>
+          <w:p>
+            <w:pPr>
+              <w:pStyle w:val="Compact"/>
+            </w:pPr>
+          </w:p>
+        </w:tc>
+        <w:tc>
+          <w:tcPr/>
+          <w:p>
+            <w:pPr>
+              <w:pStyle w:val="Compact"/>
+            </w:pPr>
+          </w:p>
+        </w:tc>
+        <w:tc>
+          <w:tcPr/>
+          <w:p>
+            <w:pPr>
+              <w:pStyle w:val="Compact"/>
+            </w:pPr>
+          </w:p>
+        </w:tc>
+        <w:tc>
+          <w:tcPr/>
+          <w:p>
+            <w:pPr>
+              <w:pStyle w:val="Compact"/>
+            </w:pPr>
+          </w:p>
+        </w:tc>
+        <w:tc>
+          <w:tcPr/>
+          <w:p>
+            <w:pPr>
+              <w:pStyle w:val="Compact"/>
+            </w:pPr>
+          </w:p>
+        </w:tc>
+      </w:tr>
+      <w:tr>
+        <w:tc>
+          <w:tcPr/>
+          <w:p>
+            <w:pPr>
+              <w:pStyle w:val="Compact"/>
+            </w:pPr>
+          </w:p>
+        </w:tc>
+        <w:tc>
+          <w:tcPr/>
+          <w:p>
+            <w:pPr>
+              <w:pStyle w:val="Compact"/>
+            </w:pPr>
+          </w:p>
+        </w:tc>
+        <w:tc>
+          <w:tcPr/>
+          <w:p>
+            <w:pPr>
+              <w:pStyle w:val="Compact"/>
+            </w:pPr>
+            <w:r>
+              <w:t xml:space="preserve">(0.002)</w:t>
+            </w:r>
+          </w:p>
+        </w:tc>
+        <w:tc>
+          <w:tcPr/>
+          <w:p>
+            <w:pPr>
+              <w:pStyle w:val="Compact"/>
+            </w:pPr>
+          </w:p>
+        </w:tc>
+        <w:tc>
+          <w:tcPr/>
+          <w:p>
+            <w:pPr>
+              <w:pStyle w:val="Compact"/>
+            </w:pPr>
+          </w:p>
+        </w:tc>
+        <w:tc>
+          <w:tcPr/>
+          <w:p>
+            <w:pPr>
+              <w:pStyle w:val="Compact"/>
+            </w:pPr>
+          </w:p>
+        </w:tc>
+        <w:tc>
+          <w:tcPr/>
+          <w:p>
+            <w:pPr>
+              <w:pStyle w:val="Compact"/>
+            </w:pPr>
+          </w:p>
+        </w:tc>
+        <w:tc>
+          <w:tcPr/>
+          <w:p>
+            <w:pPr>
+              <w:pStyle w:val="Compact"/>
+            </w:pPr>
+          </w:p>
+        </w:tc>
+      </w:tr>
+      <w:tr>
+        <w:tc>
+          <w:tcPr/>
+          <w:p>
+            <w:pPr>
+              <w:pStyle w:val="Compact"/>
+            </w:pPr>
+            <w:r>
+              <w:t xml:space="preserve">Num.Obs.</w:t>
+            </w:r>
+          </w:p>
+        </w:tc>
+        <w:tc>
+          <w:tcPr/>
+          <w:p>
+            <w:pPr>
+              <w:pStyle w:val="Compact"/>
+            </w:pPr>
+            <w:r>
+              <w:t xml:space="preserve">15054</w:t>
+            </w:r>
+          </w:p>
+        </w:tc>
+        <w:tc>
+          <w:tcPr/>
+          <w:p>
+            <w:pPr>
+              <w:pStyle w:val="Compact"/>
+            </w:pPr>
+            <w:r>
+              <w:t xml:space="preserve">15054</w:t>
+            </w:r>
+          </w:p>
+        </w:tc>
+        <w:tc>
+          <w:tcPr/>
+          <w:p>
+            <w:pPr>
+              <w:pStyle w:val="Compact"/>
+            </w:pPr>
+            <w:r>
+              <w:t xml:space="preserve">2541</w:t>
+            </w:r>
+          </w:p>
+        </w:tc>
+        <w:tc>
+          <w:tcPr/>
+          <w:p>
+            <w:pPr>
+              <w:pStyle w:val="Compact"/>
+            </w:pPr>
+            <w:r>
+              <w:t xml:space="preserve">2840</w:t>
+            </w:r>
+          </w:p>
+        </w:tc>
+        <w:tc>
+          <w:tcPr/>
+          <w:p>
+            <w:pPr>
+              <w:pStyle w:val="Compact"/>
+            </w:pPr>
+            <w:r>
+              <w:t xml:space="preserve">3104</w:t>
+            </w:r>
+          </w:p>
+        </w:tc>
+        <w:tc>
+          <w:tcPr/>
+          <w:p>
+            <w:pPr>
+              <w:pStyle w:val="Compact"/>
+            </w:pPr>
+            <w:r>
+              <w:t xml:space="preserve">3272</w:t>
+            </w:r>
+          </w:p>
+        </w:tc>
+        <w:tc>
+          <w:tcPr/>
+          <w:p>
+            <w:pPr>
+              <w:pStyle w:val="Compact"/>
+            </w:pPr>
+            <w:r>
+              <w:t xml:space="preserve">3297</w:t>
+            </w:r>
+          </w:p>
+        </w:tc>
+      </w:tr>
+      <w:tr>
+        <w:tc>
+          <w:tcPr/>
+          <w:p>
+            <w:pPr>
+              <w:pStyle w:val="Compact"/>
+            </w:pPr>
+            <w:r>
+              <w:t xml:space="preserve">R2</w:t>
+            </w:r>
+          </w:p>
+        </w:tc>
+        <w:tc>
+          <w:tcPr/>
+          <w:p>
+            <w:pPr>
+              <w:pStyle w:val="Compact"/>
+            </w:pPr>
+            <w:r>
+              <w:t xml:space="preserve">0.334</w:t>
+            </w:r>
+          </w:p>
+        </w:tc>
+        <w:tc>
+          <w:tcPr/>
+          <w:p>
+            <w:pPr>
+              <w:pStyle w:val="Compact"/>
+            </w:pPr>
+            <w:r>
+              <w:t xml:space="preserve">0.334</w:t>
+            </w:r>
+          </w:p>
+        </w:tc>
+        <w:tc>
+          <w:tcPr/>
+          <w:p>
+            <w:pPr>
+              <w:pStyle w:val="Compact"/>
+            </w:pPr>
+            <w:r>
+              <w:t xml:space="preserve">0.018</w:t>
+            </w:r>
+          </w:p>
+        </w:tc>
+        <w:tc>
+          <w:tcPr/>
+          <w:p>
+            <w:pPr>
+              <w:pStyle w:val="Compact"/>
+            </w:pPr>
+            <w:r>
+              <w:t xml:space="preserve">0.023</w:t>
+            </w:r>
+          </w:p>
+        </w:tc>
+        <w:tc>
+          <w:tcPr/>
+          <w:p>
+            <w:pPr>
+              <w:pStyle w:val="Compact"/>
+            </w:pPr>
+            <w:r>
+              <w:t xml:space="preserve">0.014</w:t>
+            </w:r>
+          </w:p>
+        </w:tc>
+        <w:tc>
+          <w:tcPr/>
+          <w:p>
+            <w:pPr>
+              <w:pStyle w:val="Compact"/>
+            </w:pPr>
+            <w:r>
+              <w:t xml:space="preserve">0.026</w:t>
+            </w:r>
+          </w:p>
+        </w:tc>
+        <w:tc>
+          <w:tcPr/>
+          <w:p>
+            <w:pPr>
+              <w:pStyle w:val="Compact"/>
+            </w:pPr>
+            <w:r>
+              <w:t xml:space="preserve">0.110</w:t>
+            </w:r>
+          </w:p>
+        </w:tc>
+      </w:tr>
+      <w:tr>
+        <w:tc>
+          <w:tcPr/>
+          <w:p>
+            <w:pPr>
+              <w:pStyle w:val="Compact"/>
+            </w:pPr>
+            <w:r>
+              <w:t xml:space="preserve">R2 Adj.</w:t>
+            </w:r>
+          </w:p>
+        </w:tc>
+        <w:tc>
+          <w:tcPr/>
+          <w:p>
+            <w:pPr>
+              <w:pStyle w:val="Compact"/>
+            </w:pPr>
+            <w:r>
+              <w:t xml:space="preserve">0.334</w:t>
+            </w:r>
+          </w:p>
+        </w:tc>
+        <w:tc>
+          <w:tcPr/>
+          <w:p>
+            <w:pPr>
+              <w:pStyle w:val="Compact"/>
+            </w:pPr>
+            <w:r>
+              <w:t xml:space="preserve">0.334</w:t>
+            </w:r>
+          </w:p>
+        </w:tc>
+        <w:tc>
+          <w:tcPr/>
+          <w:p>
+            <w:pPr>
+              <w:pStyle w:val="Compact"/>
+            </w:pPr>
+            <w:r>
+              <w:t xml:space="preserve">0.015</w:t>
+            </w:r>
+          </w:p>
+        </w:tc>
+        <w:tc>
+          <w:tcPr/>
+          <w:p>
+            <w:pPr>
+              <w:pStyle w:val="Compact"/>
+            </w:pPr>
+            <w:r>
+              <w:t xml:space="preserve">0.021</w:t>
+            </w:r>
+          </w:p>
+        </w:tc>
+        <w:tc>
+          <w:tcPr/>
+          <w:p>
+            <w:pPr>
+              <w:pStyle w:val="Compact"/>
+            </w:pPr>
+            <w:r>
+              <w:t xml:space="preserve">0.012</w:t>
+            </w:r>
+          </w:p>
+        </w:tc>
+        <w:tc>
+          <w:tcPr/>
+          <w:p>
+            <w:pPr>
+              <w:pStyle w:val="Compact"/>
+            </w:pPr>
+            <w:r>
+              <w:t xml:space="preserve">0.024</w:t>
+            </w:r>
+          </w:p>
+        </w:tc>
+        <w:tc>
+          <w:tcPr/>
+          <w:p>
+            <w:pPr>
+              <w:pStyle w:val="Compact"/>
+            </w:pPr>
+            <w:r>
+              <w:t xml:space="preserve">0.109</w:t>
+            </w:r>
+          </w:p>
+        </w:tc>
+      </w:tr>
+      <w:tr>
+        <w:tc>
+          <w:tcPr/>
+          <w:p>
+            <w:pPr>
+              <w:pStyle w:val="Compact"/>
+            </w:pPr>
+            <w:r>
+              <w:t xml:space="preserve">AIC</w:t>
+            </w:r>
+          </w:p>
+        </w:tc>
+        <w:tc>
+          <w:tcPr/>
+          <w:p>
+            <w:pPr>
+              <w:pStyle w:val="Compact"/>
+            </w:pPr>
+            <w:r>
+              <w:t xml:space="preserve">24394.8</w:t>
+            </w:r>
+          </w:p>
+        </w:tc>
+        <w:tc>
+          <w:tcPr/>
+          <w:p>
+            <w:pPr>
+              <w:pStyle w:val="Compact"/>
+            </w:pPr>
+            <w:r>
+              <w:t xml:space="preserve">24394.9</w:t>
+            </w:r>
+          </w:p>
+        </w:tc>
+        <w:tc>
+          <w:tcPr/>
+          <w:p>
+            <w:pPr>
+              <w:pStyle w:val="Compact"/>
+            </w:pPr>
+            <w:r>
+              <w:t xml:space="preserve">3576.8</w:t>
+            </w:r>
+          </w:p>
+        </w:tc>
+        <w:tc>
+          <w:tcPr/>
+          <w:p>
+            <w:pPr>
+              <w:pStyle w:val="Compact"/>
+            </w:pPr>
+            <w:r>
+              <w:t xml:space="preserve">4021.8</w:t>
+            </w:r>
+          </w:p>
+        </w:tc>
+        <w:tc>
+          <w:tcPr/>
+          <w:p>
+            <w:pPr>
+              <w:pStyle w:val="Compact"/>
+            </w:pPr>
+            <w:r>
+              <w:t xml:space="preserve">4836.2</w:t>
+            </w:r>
+          </w:p>
+        </w:tc>
+        <w:tc>
+          <w:tcPr/>
+          <w:p>
+            <w:pPr>
+              <w:pStyle w:val="Compact"/>
+            </w:pPr>
+            <w:r>
+              <w:t xml:space="preserve">5358.1</w:t>
+            </w:r>
+          </w:p>
+        </w:tc>
+        <w:tc>
+          <w:tcPr/>
+          <w:p>
+            <w:pPr>
+              <w:pStyle w:val="Compact"/>
+            </w:pPr>
+            <w:r>
+              <w:t xml:space="preserve">6256.4</w:t>
+            </w:r>
+          </w:p>
+        </w:tc>
+      </w:tr>
+      <w:tr>
+        <w:tc>
+          <w:tcPr/>
+          <w:p>
+            <w:pPr>
+              <w:pStyle w:val="Compact"/>
+            </w:pPr>
+            <w:r>
+              <w:t xml:space="preserve">BIC</w:t>
+            </w:r>
+          </w:p>
+        </w:tc>
+        <w:tc>
+          <w:tcPr/>
+          <w:p>
+            <w:pPr>
+              <w:pStyle w:val="Compact"/>
+            </w:pPr>
+            <w:r>
+              <w:t xml:space="preserve">24486.3</w:t>
+            </w:r>
+          </w:p>
+        </w:tc>
+        <w:tc>
+          <w:tcPr/>
+          <w:p>
+            <w:pPr>
+              <w:pStyle w:val="Compact"/>
+            </w:pPr>
+            <w:r>
+              <w:t xml:space="preserve">24516.8</w:t>
+            </w:r>
+          </w:p>
+        </w:tc>
+        <w:tc>
+          <w:tcPr/>
+          <w:p>
+            <w:pPr>
+              <w:pStyle w:val="Compact"/>
+            </w:pPr>
+            <w:r>
+              <w:t xml:space="preserve">3623.5</w:t>
+            </w:r>
+          </w:p>
+        </w:tc>
+        <w:tc>
+          <w:tcPr/>
+          <w:p>
+            <w:pPr>
+              <w:pStyle w:val="Compact"/>
+            </w:pPr>
+            <w:r>
+              <w:t xml:space="preserve">4069.5</w:t>
+            </w:r>
+          </w:p>
+        </w:tc>
+        <w:tc>
+          <w:tcPr/>
+          <w:p>
+            <w:pPr>
+              <w:pStyle w:val="Compact"/>
+            </w:pPr>
+            <w:r>
+              <w:t xml:space="preserve">4884.5</w:t>
+            </w:r>
+          </w:p>
+        </w:tc>
+        <w:tc>
+          <w:tcPr/>
+          <w:p>
+            <w:pPr>
+              <w:pStyle w:val="Compact"/>
+            </w:pPr>
+            <w:r>
+              <w:t xml:space="preserve">5406.9</w:t>
+            </w:r>
+          </w:p>
+        </w:tc>
+        <w:tc>
+          <w:tcPr/>
+          <w:p>
+            <w:pPr>
+              <w:pStyle w:val="Compact"/>
+            </w:pPr>
+            <w:r>
+              <w:t xml:space="preserve">6305.2</w:t>
+            </w:r>
+          </w:p>
+        </w:tc>
+      </w:tr>
+      <w:tr>
+        <w:tc>
+          <w:tcPr/>
+          <w:p>
+            <w:pPr>
+              <w:pStyle w:val="Compact"/>
+            </w:pPr>
+            <w:r>
+              <w:t xml:space="preserve">Log.Lik.</w:t>
+            </w:r>
+          </w:p>
+        </w:tc>
+        <w:tc>
+          <w:tcPr/>
+          <w:p>
+            <w:pPr>
+              <w:pStyle w:val="Compact"/>
+            </w:pPr>
+            <w:r>
+              <w:t xml:space="preserve">-12185.422</w:t>
+            </w:r>
+          </w:p>
+        </w:tc>
+        <w:tc>
+          <w:tcPr/>
+          <w:p>
+            <w:pPr>
+              <w:pStyle w:val="Compact"/>
+            </w:pPr>
+            <w:r>
+              <w:t xml:space="preserve">-12181.459</w:t>
+            </w:r>
+          </w:p>
+        </w:tc>
+        <w:tc>
+          <w:tcPr/>
+          <w:p>
+            <w:pPr>
+              <w:pStyle w:val="Compact"/>
+            </w:pPr>
+            <w:r>
+              <w:t xml:space="preserve">-1780.380</w:t>
+            </w:r>
+          </w:p>
+        </w:tc>
+        <w:tc>
+          <w:tcPr/>
+          <w:p>
+            <w:pPr>
+              <w:pStyle w:val="Compact"/>
+            </w:pPr>
+            <w:r>
+              <w:t xml:space="preserve">-2002.921</w:t>
+            </w:r>
+          </w:p>
+        </w:tc>
+        <w:tc>
+          <w:tcPr/>
+          <w:p>
+            <w:pPr>
+              <w:pStyle w:val="Compact"/>
+            </w:pPr>
+            <w:r>
+              <w:t xml:space="preserve">-2410.092</w:t>
+            </w:r>
+          </w:p>
+        </w:tc>
+        <w:tc>
+          <w:tcPr/>
+          <w:p>
+            <w:pPr>
+              <w:pStyle w:val="Compact"/>
+            </w:pPr>
+            <w:r>
+              <w:t xml:space="preserve">-2671.072</w:t>
+            </w:r>
+          </w:p>
+        </w:tc>
+        <w:tc>
+          <w:tcPr/>
+          <w:p>
+            <w:pPr>
+              <w:pStyle w:val="Compact"/>
+            </w:pPr>
+            <w:r>
+              <w:t xml:space="preserve">-3120.184</w:t>
+            </w:r>
+          </w:p>
+        </w:tc>
+      </w:tr>
+      <w:tr>
+        <w:tc>
+          <w:tcPr/>
+          <w:p>
+            <w:pPr>
+              <w:pStyle w:val="Compact"/>
+            </w:pPr>
+            <w:r>
               <w:t xml:space="preserve">RMSE</w:t>
             </w:r>
           </w:p>
@@ -1985,7 +3059,18 @@
               <w:pStyle w:val="Compact"/>
             </w:pPr>
             <w:r>
-              <w:t xml:space="preserve">0.62</w:t>
+              <w:t xml:space="preserve">0.54</w:t>
+            </w:r>
+          </w:p>
+        </w:tc>
+        <w:tc>
+          <w:tcPr/>
+          <w:p>
+            <w:pPr>
+              <w:pStyle w:val="Compact"/>
+            </w:pPr>
+            <w:r>
+              <w:t xml:space="preserve">0.54</w:t>
             </w:r>
           </w:p>
         </w:tc>
@@ -2018,7 +3103,7 @@
               <w:pStyle w:val="Compact"/>
             </w:pPr>
             <w:r>
-              <w:t xml:space="preserve">0.52</w:t>
+              <w:t xml:space="preserve">0.53</w:t>
             </w:r>
           </w:p>
         </w:tc>

--- a/output/tables/main_results.docx
+++ b/output/tables/main_results.docx
@@ -139,7 +139,7 @@
               <w:pStyle w:val="Compact"/>
             </w:pPr>
             <w:r>
-              <w:t xml:space="preserve">13.733</w:t>
+              <w:t xml:space="preserve">13.732</w:t>
             </w:r>
           </w:p>
         </w:tc>
@@ -194,7 +194,7 @@
               <w:pStyle w:val="Compact"/>
             </w:pPr>
             <w:r>
-              <w:t xml:space="preserve">14.776</w:t>
+              <w:t xml:space="preserve">14.777</w:t>
             </w:r>
           </w:p>
         </w:tc>
@@ -458,7 +458,7 @@
               <w:pStyle w:val="Compact"/>
             </w:pPr>
             <w:r>
-              <w:t xml:space="preserve">(0.002)</w:t>
+              <w:t xml:space="preserve">(0.003)</w:t>
             </w:r>
           </w:p>
         </w:tc>
@@ -1269,7 +1269,7 @@
               <w:pStyle w:val="Compact"/>
             </w:pPr>
             <w:r>
-              <w:t xml:space="preserve">-0.177</w:t>
+              <w:t xml:space="preserve">-0.176</w:t>
             </w:r>
           </w:p>
         </w:tc>
@@ -1302,7 +1302,7 @@
               <w:pStyle w:val="Compact"/>
             </w:pPr>
             <w:r>
-              <w:t xml:space="preserve">-0.135</w:t>
+              <w:t xml:space="preserve">-0.134</w:t>
             </w:r>
           </w:p>
         </w:tc>
@@ -1435,7 +1435,7 @@
               <w:pStyle w:val="Compact"/>
             </w:pPr>
             <w:r>
-              <w:t xml:space="preserve">-0.141</w:t>
+              <w:t xml:space="preserve">-0.140</w:t>
             </w:r>
           </w:p>
         </w:tc>
@@ -1457,7 +1457,7 @@
               <w:pStyle w:val="Compact"/>
             </w:pPr>
             <w:r>
-              <w:t xml:space="preserve">-0.024</w:t>
+              <w:t xml:space="preserve">-0.023</w:t>
             </w:r>
           </w:p>
         </w:tc>
@@ -1623,18 +1623,18 @@
               <w:pStyle w:val="Compact"/>
             </w:pPr>
             <w:r>
-              <w:t xml:space="preserve">-0.132</w:t>
-            </w:r>
-          </w:p>
-        </w:tc>
-        <w:tc>
-          <w:tcPr/>
-          <w:p>
-            <w:pPr>
-              <w:pStyle w:val="Compact"/>
-            </w:pPr>
-            <w:r>
-              <w:t xml:space="preserve">-0.051</w:t>
+              <w:t xml:space="preserve">-0.131</w:t>
+            </w:r>
+          </w:p>
+        </w:tc>
+        <w:tc>
+          <w:tcPr/>
+          <w:p>
+            <w:pPr>
+              <w:pStyle w:val="Compact"/>
+            </w:pPr>
+            <w:r>
+              <w:t xml:space="preserve">-0.050</w:t>
             </w:r>
           </w:p>
         </w:tc>
@@ -1789,29 +1789,29 @@
               <w:pStyle w:val="Compact"/>
             </w:pPr>
             <w:r>
-              <w:t xml:space="preserve">-0.208</w:t>
-            </w:r>
-          </w:p>
-        </w:tc>
-        <w:tc>
-          <w:tcPr/>
-          <w:p>
-            <w:pPr>
-              <w:pStyle w:val="Compact"/>
-            </w:pPr>
-            <w:r>
-              <w:t xml:space="preserve">-0.145</w:t>
-            </w:r>
-          </w:p>
-        </w:tc>
-        <w:tc>
-          <w:tcPr/>
-          <w:p>
-            <w:pPr>
-              <w:pStyle w:val="Compact"/>
-            </w:pPr>
-            <w:r>
-              <w:t xml:space="preserve">-0.092</w:t>
+              <w:t xml:space="preserve">-0.207</w:t>
+            </w:r>
+          </w:p>
+        </w:tc>
+        <w:tc>
+          <w:tcPr/>
+          <w:p>
+            <w:pPr>
+              <w:pStyle w:val="Compact"/>
+            </w:pPr>
+            <w:r>
+              <w:t xml:space="preserve">-0.144</w:t>
+            </w:r>
+          </w:p>
+        </w:tc>
+        <w:tc>
+          <w:tcPr/>
+          <w:p>
+            <w:pPr>
+              <w:pStyle w:val="Compact"/>
+            </w:pPr>
+            <w:r>
+              <w:t xml:space="preserve">-0.091</w:t>
             </w:r>
           </w:p>
         </w:tc>
@@ -1833,7 +1833,7 @@
               <w:pStyle w:val="Compact"/>
             </w:pPr>
             <w:r>
-              <w:t xml:space="preserve">-0.117</w:t>
+              <w:t xml:space="preserve">-0.116</w:t>
             </w:r>
           </w:p>
         </w:tc>
@@ -1920,7 +1920,7 @@
               <w:pStyle w:val="Compact"/>
             </w:pPr>
             <w:r>
-              <w:t xml:space="preserve">(0.045)</w:t>
+              <w:t xml:space="preserve">(0.046)</w:t>
             </w:r>
           </w:p>
         </w:tc>
@@ -2620,7 +2620,7 @@
               <w:pStyle w:val="Compact"/>
             </w:pPr>
             <w:r>
-              <w:t xml:space="preserve">0.334</w:t>
+              <w:t xml:space="preserve">0.335</w:t>
             </w:r>
           </w:p>
         </w:tc>
@@ -2789,29 +2789,29 @@
               <w:pStyle w:val="Compact"/>
             </w:pPr>
             <w:r>
-              <w:t xml:space="preserve">24394.8</w:t>
-            </w:r>
-          </w:p>
-        </w:tc>
-        <w:tc>
-          <w:tcPr/>
-          <w:p>
-            <w:pPr>
-              <w:pStyle w:val="Compact"/>
-            </w:pPr>
-            <w:r>
-              <w:t xml:space="preserve">24394.9</w:t>
-            </w:r>
-          </w:p>
-        </w:tc>
-        <w:tc>
-          <w:tcPr/>
-          <w:p>
-            <w:pPr>
-              <w:pStyle w:val="Compact"/>
-            </w:pPr>
-            <w:r>
-              <w:t xml:space="preserve">3576.8</w:t>
+              <w:t xml:space="preserve">24394.7</w:t>
+            </w:r>
+          </w:p>
+        </w:tc>
+        <w:tc>
+          <w:tcPr/>
+          <w:p>
+            <w:pPr>
+              <w:pStyle w:val="Compact"/>
+            </w:pPr>
+            <w:r>
+              <w:t xml:space="preserve">24394.6</w:t>
+            </w:r>
+          </w:p>
+        </w:tc>
+        <w:tc>
+          <w:tcPr/>
+          <w:p>
+            <w:pPr>
+              <w:pStyle w:val="Compact"/>
+            </w:pPr>
+            <w:r>
+              <w:t xml:space="preserve">3576.7</w:t>
             </w:r>
           </w:p>
         </w:tc>
@@ -2879,18 +2879,18 @@
               <w:pStyle w:val="Compact"/>
             </w:pPr>
             <w:r>
-              <w:t xml:space="preserve">24486.3</w:t>
-            </w:r>
-          </w:p>
-        </w:tc>
-        <w:tc>
-          <w:tcPr/>
-          <w:p>
-            <w:pPr>
-              <w:pStyle w:val="Compact"/>
-            </w:pPr>
-            <w:r>
-              <w:t xml:space="preserve">24516.8</w:t>
+              <w:t xml:space="preserve">24486.2</w:t>
+            </w:r>
+          </w:p>
+        </w:tc>
+        <w:tc>
+          <w:tcPr/>
+          <w:p>
+            <w:pPr>
+              <w:pStyle w:val="Compact"/>
+            </w:pPr>
+            <w:r>
+              <w:t xml:space="preserve">24516.5</w:t>
             </w:r>
           </w:p>
         </w:tc>
@@ -2912,7 +2912,7 @@
               <w:pStyle w:val="Compact"/>
             </w:pPr>
             <w:r>
-              <w:t xml:space="preserve">4069.5</w:t>
+              <w:t xml:space="preserve">4069.4</w:t>
             </w:r>
           </w:p>
         </w:tc>
@@ -2969,73 +2969,73 @@
               <w:pStyle w:val="Compact"/>
             </w:pPr>
             <w:r>
-              <w:t xml:space="preserve">-12185.422</w:t>
-            </w:r>
-          </w:p>
-        </w:tc>
-        <w:tc>
-          <w:tcPr/>
-          <w:p>
-            <w:pPr>
-              <w:pStyle w:val="Compact"/>
-            </w:pPr>
-            <w:r>
-              <w:t xml:space="preserve">-12181.459</w:t>
-            </w:r>
-          </w:p>
-        </w:tc>
-        <w:tc>
-          <w:tcPr/>
-          <w:p>
-            <w:pPr>
-              <w:pStyle w:val="Compact"/>
-            </w:pPr>
-            <w:r>
-              <w:t xml:space="preserve">-1780.380</w:t>
-            </w:r>
-          </w:p>
-        </w:tc>
-        <w:tc>
-          <w:tcPr/>
-          <w:p>
-            <w:pPr>
-              <w:pStyle w:val="Compact"/>
-            </w:pPr>
-            <w:r>
-              <w:t xml:space="preserve">-2002.921</w:t>
-            </w:r>
-          </w:p>
-        </w:tc>
-        <w:tc>
-          <w:tcPr/>
-          <w:p>
-            <w:pPr>
-              <w:pStyle w:val="Compact"/>
-            </w:pPr>
-            <w:r>
-              <w:t xml:space="preserve">-2410.092</w:t>
-            </w:r>
-          </w:p>
-        </w:tc>
-        <w:tc>
-          <w:tcPr/>
-          <w:p>
-            <w:pPr>
-              <w:pStyle w:val="Compact"/>
-            </w:pPr>
-            <w:r>
-              <w:t xml:space="preserve">-2671.072</w:t>
-            </w:r>
-          </w:p>
-        </w:tc>
-        <w:tc>
-          <w:tcPr/>
-          <w:p>
-            <w:pPr>
-              <w:pStyle w:val="Compact"/>
-            </w:pPr>
-            <w:r>
-              <w:t xml:space="preserve">-3120.184</w:t>
+              <w:t xml:space="preserve">-12185.372</w:t>
+            </w:r>
+          </w:p>
+        </w:tc>
+        <w:tc>
+          <w:tcPr/>
+          <w:p>
+            <w:pPr>
+              <w:pStyle w:val="Compact"/>
+            </w:pPr>
+            <w:r>
+              <w:t xml:space="preserve">-12181.310</w:t>
+            </w:r>
+          </w:p>
+        </w:tc>
+        <w:tc>
+          <w:tcPr/>
+          <w:p>
+            <w:pPr>
+              <w:pStyle w:val="Compact"/>
+            </w:pPr>
+            <w:r>
+              <w:t xml:space="preserve">-1780.374</w:t>
+            </w:r>
+          </w:p>
+        </w:tc>
+        <w:tc>
+          <w:tcPr/>
+          <w:p>
+            <w:pPr>
+              <w:pStyle w:val="Compact"/>
+            </w:pPr>
+            <w:r>
+              <w:t xml:space="preserve">-2002.910</w:t>
+            </w:r>
+          </w:p>
+        </w:tc>
+        <w:tc>
+          <w:tcPr/>
+          <w:p>
+            <w:pPr>
+              <w:pStyle w:val="Compact"/>
+            </w:pPr>
+            <w:r>
+              <w:t xml:space="preserve">-2410.091</w:t>
+            </w:r>
+          </w:p>
+        </w:tc>
+        <w:tc>
+          <w:tcPr/>
+          <w:p>
+            <w:pPr>
+              <w:pStyle w:val="Compact"/>
+            </w:pPr>
+            <w:r>
+              <w:t xml:space="preserve">-2671.064</w:t>
+            </w:r>
+          </w:p>
+        </w:tc>
+        <w:tc>
+          <w:tcPr/>
+          <w:p>
+            <w:pPr>
+              <w:pStyle w:val="Compact"/>
+            </w:pPr>
+            <w:r>
+              <w:t xml:space="preserve">-3120.189</w:t>
             </w:r>
           </w:p>
         </w:tc>
